--- a/02. NET/0.2 RESTFUL .NET/01. UML/02. ECUD/ECUD_CONVERSION_MONSTER_G07.docx
+++ b/02. NET/0.2 RESTFUL .NET/01. UML/02. ECUD/ECUD_CONVERSION_MONSTER_G07.docx
@@ -1,6 +1,6 @@
 
 <file path=word/document.xml><?xml version="1.0" encoding="utf-8"?>
-<w:document xmlns:wpc="http://schemas.microsoft.com/office/word/2010/wordprocessingCanvas" xmlns:cx="http://schemas.microsoft.com/office/drawing/2014/chartex" xmlns:cx1="http://schemas.microsoft.com/office/drawing/2015/9/8/chartex" xmlns:cx2="http://schemas.microsoft.com/office/drawing/2015/10/21/chartex" xmlns:cx3="http://schemas.microsoft.com/office/drawing/2016/5/9/chartex" xmlns:cx4="http://schemas.microsoft.com/office/drawing/2016/5/10/chartex" xmlns:cx5="http://schemas.microsoft.com/office/drawing/2016/5/11/chartex" xmlns:cx6="http://schemas.microsoft.com/office/drawing/2016/5/12/chartex" xmlns:cx7="http://schemas.microsoft.com/office/drawing/2016/5/13/chartex" xmlns:cx8="http://schemas.microsoft.com/office/drawing/2016/5/14/chartex" xmlns:mc="http://schemas.openxmlformats.org/markup-compatibility/2006" xmlns:aink="http://schemas.microsoft.com/office/drawing/2016/ink" xmlns:am3d="http://schemas.microsoft.com/office/drawing/2017/model3d" xmlns:o="urn:schemas-microsoft-com:office:office" xmlns:r="http://schemas.openxmlformats.org/officeDocument/2006/relationships" xmlns:m="http://schemas.openxmlformats.org/officeDocument/2006/math" xmlns:v="urn:schemas-microsoft-com:vml" xmlns:wp14="http://schemas.microsoft.com/office/word/2010/wordprocessingDrawing" xmlns:wp="http://schemas.openxmlformats.org/drawingml/2006/wordprocessingDrawing" xmlns:w10="urn:schemas-microsoft-com:office:word" xmlns:w="http://schemas.openxmlformats.org/wordprocessingml/2006/main" xmlns:w14="http://schemas.microsoft.com/office/word/2010/wordml" xmlns:w15="http://schemas.microsoft.com/office/word/2012/wordml" xmlns:w16cex="http://schemas.microsoft.com/office/word/2018/wordml/cex" xmlns:w16cid="http://schemas.microsoft.com/office/word/2016/wordml/cid" xmlns:w16="http://schemas.microsoft.com/office/word/2018/wordml" xmlns:w16sdtdh="http://schemas.microsoft.com/office/word/2020/wordml/sdtdatahash" xmlns:w16se="http://schemas.microsoft.com/office/word/2015/wordml/symex" xmlns:wpg="http://schemas.microsoft.com/office/word/2010/wordprocessingGroup" xmlns:wpi="http://schemas.microsoft.com/office/word/2010/wordprocessingInk" xmlns:wne="http://schemas.microsoft.com/office/word/2006/wordml" xmlns:wps="http://schemas.microsoft.com/office/word/2010/wordprocessingShape" mc:Ignorable="w14 w15 w16se w16cid w16 w16cex w16sdtdh wp14">
+<w:document xmlns:wpc="http://schemas.microsoft.com/office/word/2010/wordprocessingCanvas" xmlns:mc="http://schemas.openxmlformats.org/markup-compatibility/2006" xmlns:o="urn:schemas-microsoft-com:office:office" xmlns:r="http://schemas.openxmlformats.org/officeDocument/2006/relationships" xmlns:m="http://schemas.openxmlformats.org/officeDocument/2006/math" xmlns:v="urn:schemas-microsoft-com:vml" xmlns:wp14="http://schemas.microsoft.com/office/word/2010/wordprocessingDrawing" xmlns:wp="http://schemas.openxmlformats.org/drawingml/2006/wordprocessingDrawing" xmlns:w10="urn:schemas-microsoft-com:office:word" xmlns:w="http://schemas.openxmlformats.org/wordprocessingml/2006/main" xmlns:w14="http://schemas.microsoft.com/office/word/2010/wordml" xmlns:w15="http://schemas.microsoft.com/office/word/2012/wordml" xmlns:wpg="http://schemas.microsoft.com/office/word/2010/wordprocessingGroup" xmlns:wpi="http://schemas.microsoft.com/office/word/2010/wordprocessingInk" xmlns:wne="http://schemas.microsoft.com/office/word/2006/wordml" xmlns:wps="http://schemas.microsoft.com/office/word/2010/wordprocessingShape" mc:Ignorable="w14 w15 wp14">
   <w:body>
     <w:p>
       <w:pPr>
@@ -489,7 +489,7 @@
                   </wp:anchor>
                 </w:drawing>
               </mc:Choice>
-              <mc:Fallback>
+              <mc:Fallback xmlns:w16se="http://schemas.microsoft.com/office/word/2015/wordml/symex" xmlns:w16sdtdh="http://schemas.microsoft.com/office/word/2020/wordml/sdtdatahash" xmlns:w16="http://schemas.microsoft.com/office/word/2018/wordml" xmlns:w16cid="http://schemas.microsoft.com/office/word/2016/wordml/cid" xmlns:w16cex="http://schemas.microsoft.com/office/word/2018/wordml/cex" xmlns:am3d="http://schemas.microsoft.com/office/drawing/2017/model3d" xmlns:aink="http://schemas.microsoft.com/office/drawing/2016/ink" xmlns:cx8="http://schemas.microsoft.com/office/drawing/2016/5/14/chartex" xmlns:cx7="http://schemas.microsoft.com/office/drawing/2016/5/13/chartex" xmlns:cx6="http://schemas.microsoft.com/office/drawing/2016/5/12/chartex" xmlns:cx5="http://schemas.microsoft.com/office/drawing/2016/5/11/chartex" xmlns:cx4="http://schemas.microsoft.com/office/drawing/2016/5/10/chartex" xmlns:cx3="http://schemas.microsoft.com/office/drawing/2016/5/9/chartex" xmlns:cx2="http://schemas.microsoft.com/office/drawing/2015/10/21/chartex" xmlns:cx1="http://schemas.microsoft.com/office/drawing/2015/9/8/chartex" xmlns:cx="http://schemas.microsoft.com/office/drawing/2014/chartex">
                 <w:pict>
                   <v:rect w14:anchorId="62ACB4DA" id="Rectángulo 54" o:spid="_x0000_s1026" style="position:absolute;left:0;text-align:left;margin-left:13.2pt;margin-top:175.1pt;width:416.25pt;height:510.05pt;z-index:251658242;visibility:visible;mso-wrap-style:square;mso-width-percent:0;mso-height-percent:0;mso-wrap-distance-left:9pt;mso-wrap-distance-top:0;mso-wrap-distance-right:9pt;mso-wrap-distance-bottom:0;mso-position-horizontal:absolute;mso-position-horizontal-relative:margin;mso-position-vertical:absolute;mso-position-vertical-relative:text;mso-width-percent:0;mso-height-percent:0;mso-width-relative:page;mso-height-relative:margin;v-text-anchor:middle" o:gfxdata="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" filled="f" stroked="f" strokeweight="2pt">
                     <v:textbox>
@@ -4324,7 +4324,7 @@
                   </wp:anchor>
                 </w:drawing>
               </mc:Choice>
-              <mc:Fallback>
+              <mc:Fallback xmlns:w16se="http://schemas.microsoft.com/office/word/2015/wordml/symex" xmlns:w16sdtdh="http://schemas.microsoft.com/office/word/2020/wordml/sdtdatahash" xmlns:w16="http://schemas.microsoft.com/office/word/2018/wordml" xmlns:w16cid="http://schemas.microsoft.com/office/word/2016/wordml/cid" xmlns:w16cex="http://schemas.microsoft.com/office/word/2018/wordml/cex" xmlns:am3d="http://schemas.microsoft.com/office/drawing/2017/model3d" xmlns:aink="http://schemas.microsoft.com/office/drawing/2016/ink" xmlns:cx8="http://schemas.microsoft.com/office/drawing/2016/5/14/chartex" xmlns:cx7="http://schemas.microsoft.com/office/drawing/2016/5/13/chartex" xmlns:cx6="http://schemas.microsoft.com/office/drawing/2016/5/12/chartex" xmlns:cx5="http://schemas.microsoft.com/office/drawing/2016/5/11/chartex" xmlns:cx4="http://schemas.microsoft.com/office/drawing/2016/5/10/chartex" xmlns:cx3="http://schemas.microsoft.com/office/drawing/2016/5/9/chartex" xmlns:cx2="http://schemas.microsoft.com/office/drawing/2015/10/21/chartex" xmlns:cx1="http://schemas.microsoft.com/office/drawing/2015/9/8/chartex" xmlns:cx="http://schemas.microsoft.com/office/drawing/2014/chartex">
                 <w:pict>
                   <v:group w14:anchorId="2E8661DE" id="Grupo 7" o:spid="_x0000_s1027" style="position:absolute;left:0;text-align:left;margin-left:78.6pt;margin-top:71.4pt;width:167.95pt;height:698.4pt;z-index:-251658239;mso-position-horizontal-relative:page;mso-position-vertical-relative:page" coordsize="21336,91257" o:gfxdata="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">
                     <v:rect id="Rectángulo 16" o:spid="_x0000_s1028" style="position:absolute;width:1945;height:91257;visibility:visible;mso-wrap-style:square;v-text-anchor:middle" o:gfxdata="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" fillcolor="#44546a [3215]" stroked="f" strokeweight="1pt"/>
@@ -4495,7 +4495,7 @@
         </w:p>
         <w:p>
           <w:pPr>
-            <w:pStyle w:val="Ttulo"/>
+            <w:pStyle w:val="Puesto"/>
           </w:pPr>
           <w:r>
             <w:lastRenderedPageBreak/>
@@ -4950,7 +4950,7 @@
     <w:p/>
     <w:p>
       <w:pPr>
-        <w:pStyle w:val="Ttulo"/>
+        <w:pStyle w:val="Puesto"/>
       </w:pPr>
       <w:r>
         <w:t>ÍNDICE</w:t>
@@ -5614,14 +5614,27 @@
       <w:r>
         <w:t xml:space="preserve">Tabla </w:t>
       </w:r>
-      <w:fldSimple w:instr=" SEQ Tabla \* ARABIC ">
-        <w:r>
-          <w:rPr>
-            <w:noProof/>
-          </w:rPr>
-          <w:t>1</w:t>
-        </w:r>
-      </w:fldSimple>
+      <w:r>
+        <w:fldChar w:fldCharType="begin"/>
+      </w:r>
+      <w:r>
+        <w:instrText xml:space="preserve"> SEQ Tabla \* ARABIC </w:instrText>
+      </w:r>
+      <w:r>
+        <w:fldChar w:fldCharType="separate"/>
+      </w:r>
+      <w:r>
+        <w:rPr>
+          <w:noProof/>
+        </w:rPr>
+        <w:t>1</w:t>
+      </w:r>
+      <w:r>
+        <w:rPr>
+          <w:noProof/>
+        </w:rPr>
+        <w:fldChar w:fldCharType="end"/>
+      </w:r>
       <w:r>
         <w:t xml:space="preserve">. ECUD </w:t>
       </w:r>
@@ -5637,7 +5650,7 @@
     </w:p>
     <w:tbl>
       <w:tblPr>
-        <w:tblStyle w:val="Tablaconcuadrcula5oscura-nfasis3"/>
+        <w:tblStyle w:val="Tabladecuadrcula5oscura-nfasis3"/>
         <w:tblW w:w="5000" w:type="pct"/>
         <w:tblBorders>
           <w:top w:val="single" w:sz="4" w:space="0" w:color="auto"/>
@@ -6267,128 +6280,84 @@
           <w:p>
             <w:pPr>
               <w:pStyle w:val="Descripcin"/>
+              <w:jc w:val="center"/>
               <w:cnfStyle w:val="000000000000" w:firstRow="0" w:lastRow="0" w:firstColumn="0" w:lastColumn="0" w:oddVBand="0" w:evenVBand="0" w:oddHBand="0" w:evenHBand="0" w:firstRowFirstColumn="0" w:firstRowLastColumn="0" w:lastRowFirstColumn="0" w:lastRowLastColumn="0"/>
               <w:rPr>
                 <w:noProof/>
               </w:rPr>
             </w:pPr>
+            <w:r>
+              <w:rPr>
+                <w:noProof/>
+              </w:rPr>
+              <w:drawing>
+                <wp:inline distT="0" distB="0" distL="0" distR="0" wp14:anchorId="2D691793" wp14:editId="33BA26F6">
+                  <wp:extent cx="2164097" cy="2676525"/>
+                  <wp:effectExtent l="0" t="0" r="7620" b="0"/>
+                  <wp:docPr id="2" name="Imagen 2"/>
+                  <wp:cNvGraphicFramePr>
+                    <a:graphicFrameLocks xmlns:a="http://schemas.openxmlformats.org/drawingml/2006/main" noChangeAspect="1"/>
+                  </wp:cNvGraphicFramePr>
+                  <a:graphic xmlns:a="http://schemas.openxmlformats.org/drawingml/2006/main">
+                    <a:graphicData uri="http://schemas.openxmlformats.org/drawingml/2006/picture">
+                      <pic:pic xmlns:pic="http://schemas.openxmlformats.org/drawingml/2006/picture">
+                        <pic:nvPicPr>
+                          <pic:cNvPr id="1" name=""/>
+                          <pic:cNvPicPr/>
+                        </pic:nvPicPr>
+                        <pic:blipFill>
+                          <a:blip r:embed="rId10"/>
+                          <a:stretch>
+                            <a:fillRect/>
+                          </a:stretch>
+                        </pic:blipFill>
+                        <pic:spPr>
+                          <a:xfrm>
+                            <a:off x="0" y="0"/>
+                            <a:ext cx="2172862" cy="2687366"/>
+                          </a:xfrm>
+                          <a:prstGeom prst="rect">
+                            <a:avLst/>
+                          </a:prstGeom>
+                        </pic:spPr>
+                      </pic:pic>
+                    </a:graphicData>
+                  </a:graphic>
+                </wp:inline>
+              </w:drawing>
+            </w:r>
           </w:p>
           <w:p>
             <w:pPr>
               <w:pStyle w:val="Descripcin"/>
-              <w:cnfStyle w:val="000000000000" w:firstRow="0" w:lastRow="0" w:firstColumn="0" w:lastColumn="0" w:oddVBand="0" w:evenVBand="0" w:oddHBand="0" w:evenHBand="0" w:firstRowFirstColumn="0" w:firstRowLastColumn="0" w:lastRowFirstColumn="0" w:lastRowLastColumn="0"/>
-              <w:rPr>
-                <w:noProof/>
-              </w:rPr>
-            </w:pPr>
-          </w:p>
-          <w:p>
-            <w:pPr>
-              <w:pStyle w:val="Descripcin"/>
-              <w:cnfStyle w:val="000000000000" w:firstRow="0" w:lastRow="0" w:firstColumn="0" w:lastColumn="0" w:oddVBand="0" w:evenVBand="0" w:oddHBand="0" w:evenHBand="0" w:firstRowFirstColumn="0" w:firstRowLastColumn="0" w:lastRowFirstColumn="0" w:lastRowLastColumn="0"/>
-              <w:rPr>
-                <w:noProof/>
-              </w:rPr>
-            </w:pPr>
-          </w:p>
-          <w:p>
-            <w:pPr>
-              <w:pStyle w:val="Descripcin"/>
-              <w:cnfStyle w:val="000000000000" w:firstRow="0" w:lastRow="0" w:firstColumn="0" w:lastColumn="0" w:oddVBand="0" w:evenVBand="0" w:oddHBand="0" w:evenHBand="0" w:firstRowFirstColumn="0" w:firstRowLastColumn="0" w:lastRowFirstColumn="0" w:lastRowLastColumn="0"/>
-              <w:rPr>
-                <w:noProof/>
-              </w:rPr>
-            </w:pPr>
-          </w:p>
-          <w:p>
-            <w:pPr>
-              <w:pStyle w:val="Descripcin"/>
-              <w:cnfStyle w:val="000000000000" w:firstRow="0" w:lastRow="0" w:firstColumn="0" w:lastColumn="0" w:oddVBand="0" w:evenVBand="0" w:oddHBand="0" w:evenHBand="0" w:firstRowFirstColumn="0" w:firstRowLastColumn="0" w:lastRowFirstColumn="0" w:lastRowLastColumn="0"/>
-              <w:rPr>
-                <w:noProof/>
-              </w:rPr>
-            </w:pPr>
-          </w:p>
-          <w:p>
-            <w:pPr>
-              <w:pStyle w:val="Descripcin"/>
-              <w:cnfStyle w:val="000000000000" w:firstRow="0" w:lastRow="0" w:firstColumn="0" w:lastColumn="0" w:oddVBand="0" w:evenVBand="0" w:oddHBand="0" w:evenHBand="0" w:firstRowFirstColumn="0" w:firstRowLastColumn="0" w:lastRowFirstColumn="0" w:lastRowLastColumn="0"/>
-              <w:rPr>
-                <w:noProof/>
-              </w:rPr>
-            </w:pPr>
-          </w:p>
-          <w:p>
-            <w:pPr>
-              <w:pStyle w:val="Descripcin"/>
-              <w:cnfStyle w:val="000000000000" w:firstRow="0" w:lastRow="0" w:firstColumn="0" w:lastColumn="0" w:oddVBand="0" w:evenVBand="0" w:oddHBand="0" w:evenHBand="0" w:firstRowFirstColumn="0" w:firstRowLastColumn="0" w:lastRowFirstColumn="0" w:lastRowLastColumn="0"/>
-              <w:rPr>
-                <w:noProof/>
-              </w:rPr>
-            </w:pPr>
-          </w:p>
-          <w:p>
-            <w:pPr>
-              <w:pStyle w:val="Descripcin"/>
-              <w:cnfStyle w:val="000000000000" w:firstRow="0" w:lastRow="0" w:firstColumn="0" w:lastColumn="0" w:oddVBand="0" w:evenVBand="0" w:oddHBand="0" w:evenHBand="0" w:firstRowFirstColumn="0" w:firstRowLastColumn="0" w:lastRowFirstColumn="0" w:lastRowLastColumn="0"/>
-              <w:rPr>
-                <w:noProof/>
-              </w:rPr>
-            </w:pPr>
-          </w:p>
-          <w:p>
-            <w:pPr>
-              <w:pStyle w:val="Descripcin"/>
-              <w:cnfStyle w:val="000000000000" w:firstRow="0" w:lastRow="0" w:firstColumn="0" w:lastColumn="0" w:oddVBand="0" w:evenVBand="0" w:oddHBand="0" w:evenHBand="0" w:firstRowFirstColumn="0" w:firstRowLastColumn="0" w:lastRowFirstColumn="0" w:lastRowLastColumn="0"/>
-              <w:rPr>
-                <w:noProof/>
-              </w:rPr>
-            </w:pPr>
-          </w:p>
-          <w:p>
-            <w:pPr>
-              <w:pStyle w:val="Descripcin"/>
-              <w:cnfStyle w:val="000000000000" w:firstRow="0" w:lastRow="0" w:firstColumn="0" w:lastColumn="0" w:oddVBand="0" w:evenVBand="0" w:oddHBand="0" w:evenHBand="0" w:firstRowFirstColumn="0" w:firstRowLastColumn="0" w:lastRowFirstColumn="0" w:lastRowLastColumn="0"/>
-              <w:rPr>
-                <w:noProof/>
-              </w:rPr>
-            </w:pPr>
-          </w:p>
-          <w:p>
-            <w:pPr>
-              <w:pStyle w:val="Descripcin"/>
-              <w:cnfStyle w:val="000000000000" w:firstRow="0" w:lastRow="0" w:firstColumn="0" w:lastColumn="0" w:oddVBand="0" w:evenVBand="0" w:oddHBand="0" w:evenHBand="0" w:firstRowFirstColumn="0" w:firstRowLastColumn="0" w:lastRowFirstColumn="0" w:lastRowLastColumn="0"/>
-              <w:rPr>
-                <w:noProof/>
-              </w:rPr>
-            </w:pPr>
-          </w:p>
-          <w:p>
-            <w:pPr>
-              <w:pStyle w:val="Descripcin"/>
-              <w:cnfStyle w:val="000000000000" w:firstRow="0" w:lastRow="0" w:firstColumn="0" w:lastColumn="0" w:oddVBand="0" w:evenVBand="0" w:oddHBand="0" w:evenHBand="0" w:firstRowFirstColumn="0" w:firstRowLastColumn="0" w:lastRowFirstColumn="0" w:lastRowLastColumn="0"/>
-              <w:rPr>
-                <w:noProof/>
-              </w:rPr>
-            </w:pPr>
-          </w:p>
-          <w:p>
-            <w:pPr>
-              <w:pStyle w:val="Descripcin"/>
+              <w:jc w:val="center"/>
               <w:cnfStyle w:val="000000000000" w:firstRow="0" w:lastRow="0" w:firstColumn="0" w:lastColumn="0" w:oddVBand="0" w:evenVBand="0" w:oddHBand="0" w:evenHBand="0" w:firstRowFirstColumn="0" w:firstRowLastColumn="0" w:lastRowFirstColumn="0" w:lastRowLastColumn="0"/>
             </w:pPr>
             <w:bookmarkStart w:id="13" w:name="_Toc229512486"/>
             <w:r>
               <w:t xml:space="preserve">Ilustración </w:t>
             </w:r>
-            <w:fldSimple w:instr=" SEQ Ilustración \* ARABIC ">
-              <w:r>
-                <w:rPr>
-                  <w:noProof/>
-                </w:rPr>
-                <w:t>1</w:t>
-              </w:r>
-            </w:fldSimple>
+            <w:r>
+              <w:fldChar w:fldCharType="begin"/>
+            </w:r>
+            <w:r>
+              <w:instrText xml:space="preserve"> SEQ Ilustración \* ARABIC </w:instrText>
+            </w:r>
+            <w:r>
+              <w:fldChar w:fldCharType="separate"/>
+            </w:r>
+            <w:r>
+              <w:rPr>
+                <w:noProof/>
+              </w:rPr>
+              <w:t>1</w:t>
+            </w:r>
+            <w:r>
+              <w:rPr>
+                <w:noProof/>
+              </w:rPr>
+              <w:fldChar w:fldCharType="end"/>
+            </w:r>
             <w:r>
               <w:rPr>
                 <w:rFonts w:eastAsia="Carlito" w:cstheme="minorHAnsi"/>
@@ -6463,6 +6432,7 @@
               <w:jc w:val="center"/>
             </w:pPr>
             <w:r>
+              <w:lastRenderedPageBreak/>
               <w:t>Actor</w:t>
             </w:r>
           </w:p>
@@ -6495,7 +6465,6 @@
           </w:tcPr>
           <w:p>
             <w:r>
-              <w:lastRenderedPageBreak/>
               <w:t xml:space="preserve">1. El usuario ingresa al sistema mediante la pantalla de </w:t>
             </w:r>
             <w:proofErr w:type="spellStart"/>
@@ -6742,14 +6711,27 @@
       <w:r>
         <w:t xml:space="preserve">Tabla </w:t>
       </w:r>
-      <w:fldSimple w:instr=" SEQ Tabla \* ARABIC ">
-        <w:r>
-          <w:rPr>
-            <w:noProof/>
-          </w:rPr>
-          <w:t>2</w:t>
-        </w:r>
-      </w:fldSimple>
+      <w:r>
+        <w:fldChar w:fldCharType="begin"/>
+      </w:r>
+      <w:r>
+        <w:instrText xml:space="preserve"> SEQ Tabla \* ARABIC </w:instrText>
+      </w:r>
+      <w:r>
+        <w:fldChar w:fldCharType="separate"/>
+      </w:r>
+      <w:r>
+        <w:rPr>
+          <w:noProof/>
+        </w:rPr>
+        <w:t>2</w:t>
+      </w:r>
+      <w:r>
+        <w:rPr>
+          <w:noProof/>
+        </w:rPr>
+        <w:fldChar w:fldCharType="end"/>
+      </w:r>
       <w:r>
         <w:t xml:space="preserve"> </w:t>
       </w:r>
@@ -6760,7 +6742,1155 @@
     </w:p>
     <w:tbl>
       <w:tblPr>
-        <w:tblStyle w:val="Tablaconcuadrcula5oscura-nfasis3"/>
+        <w:tblStyle w:val="Tabladecuadrcula5oscura-nfasis3"/>
+        <w:tblW w:w="5000" w:type="pct"/>
+        <w:tblBorders>
+          <w:top w:val="single" w:sz="4" w:space="0" w:color="auto"/>
+          <w:left w:val="single" w:sz="4" w:space="0" w:color="auto"/>
+          <w:bottom w:val="single" w:sz="4" w:space="0" w:color="auto"/>
+          <w:right w:val="single" w:sz="4" w:space="0" w:color="auto"/>
+          <w:insideH w:val="single" w:sz="4" w:space="0" w:color="auto"/>
+          <w:insideV w:val="single" w:sz="4" w:space="0" w:color="auto"/>
+        </w:tblBorders>
+        <w:tblLook w:val="0000" w:firstRow="0" w:lastRow="0" w:firstColumn="0" w:lastColumn="0" w:noHBand="0" w:noVBand="0"/>
+      </w:tblPr>
+      <w:tblGrid>
+        <w:gridCol w:w="2128"/>
+        <w:gridCol w:w="2065"/>
+        <w:gridCol w:w="663"/>
+        <w:gridCol w:w="2478"/>
+        <w:gridCol w:w="1667"/>
+        <w:gridCol w:w="15"/>
+      </w:tblGrid>
+      <w:tr>
+        <w:trPr>
+          <w:cnfStyle w:val="000000100000" w:firstRow="0" w:lastRow="0" w:firstColumn="0" w:lastColumn="0" w:oddVBand="0" w:evenVBand="0" w:oddHBand="1" w:evenHBand="0" w:firstRowFirstColumn="0" w:firstRowLastColumn="0" w:lastRowFirstColumn="0" w:lastRowLastColumn="0"/>
+          <w:trHeight w:val="214"/>
+        </w:trPr>
+        <w:tc>
+          <w:tcPr>
+            <w:cnfStyle w:val="000010000000" w:firstRow="0" w:lastRow="0" w:firstColumn="0" w:lastColumn="0" w:oddVBand="1" w:evenVBand="0" w:oddHBand="0" w:evenHBand="0" w:firstRowFirstColumn="0" w:firstRowLastColumn="0" w:lastRowFirstColumn="0" w:lastRowLastColumn="0"/>
+            <w:tcW w:w="1583" w:type="pct"/>
+            <w:vAlign w:val="center"/>
+          </w:tcPr>
+          <w:p>
+            <w:pPr>
+              <w:jc w:val="right"/>
+              <w:rPr>
+                <w:b/>
+              </w:rPr>
+            </w:pPr>
+            <w:r>
+              <w:rPr>
+                <w:b/>
+              </w:rPr>
+              <w:t xml:space="preserve">Nombre Caso de Uso: </w:t>
+            </w:r>
+          </w:p>
+        </w:tc>
+        <w:tc>
+          <w:tcPr>
+            <w:tcW w:w="3417" w:type="pct"/>
+            <w:gridSpan w:val="5"/>
+          </w:tcPr>
+          <w:p>
+            <w:pPr>
+              <w:cnfStyle w:val="000000100000" w:firstRow="0" w:lastRow="0" w:firstColumn="0" w:lastColumn="0" w:oddVBand="0" w:evenVBand="0" w:oddHBand="1" w:evenHBand="0" w:firstRowFirstColumn="0" w:firstRowLastColumn="0" w:lastRowFirstColumn="0" w:lastRowLastColumn="0"/>
+            </w:pPr>
+            <w:r>
+              <w:t>Consultar Conversión</w:t>
+            </w:r>
+          </w:p>
+        </w:tc>
+      </w:tr>
+      <w:tr>
+        <w:trPr>
+          <w:trHeight w:val="214"/>
+        </w:trPr>
+        <w:tc>
+          <w:tcPr>
+            <w:cnfStyle w:val="000010000000" w:firstRow="0" w:lastRow="0" w:firstColumn="0" w:lastColumn="0" w:oddVBand="1" w:evenVBand="0" w:oddHBand="0" w:evenHBand="0" w:firstRowFirstColumn="0" w:firstRowLastColumn="0" w:lastRowFirstColumn="0" w:lastRowLastColumn="0"/>
+            <w:tcW w:w="1583" w:type="pct"/>
+            <w:vAlign w:val="center"/>
+          </w:tcPr>
+          <w:p>
+            <w:pPr>
+              <w:jc w:val="right"/>
+              <w:rPr>
+                <w:b/>
+              </w:rPr>
+            </w:pPr>
+            <w:r>
+              <w:rPr>
+                <w:b/>
+              </w:rPr>
+              <w:t>Identificador</w:t>
+            </w:r>
+            <w:r>
+              <w:rPr>
+                <w:b/>
+              </w:rPr>
+              <w:t>:</w:t>
+            </w:r>
+            <w:r>
+              <w:rPr>
+                <w:b/>
+              </w:rPr>
+              <w:t xml:space="preserve"> </w:t>
+            </w:r>
+          </w:p>
+        </w:tc>
+        <w:tc>
+          <w:tcPr>
+            <w:tcW w:w="3417" w:type="pct"/>
+            <w:gridSpan w:val="5"/>
+          </w:tcPr>
+          <w:p>
+            <w:pPr>
+              <w:cnfStyle w:val="000000000000" w:firstRow="0" w:lastRow="0" w:firstColumn="0" w:lastColumn="0" w:oddVBand="0" w:evenVBand="0" w:oddHBand="0" w:evenHBand="0" w:firstRowFirstColumn="0" w:firstRowLastColumn="0" w:lastRowFirstColumn="0" w:lastRowLastColumn="0"/>
+            </w:pPr>
+            <w:r>
+              <w:t>ECUD</w:t>
+            </w:r>
+            <w:r>
+              <w:t>2</w:t>
+            </w:r>
+          </w:p>
+        </w:tc>
+      </w:tr>
+      <w:tr>
+        <w:trPr>
+          <w:cnfStyle w:val="000000100000" w:firstRow="0" w:lastRow="0" w:firstColumn="0" w:lastColumn="0" w:oddVBand="0" w:evenVBand="0" w:oddHBand="1" w:evenHBand="0" w:firstRowFirstColumn="0" w:firstRowLastColumn="0" w:lastRowFirstColumn="0" w:lastRowLastColumn="0"/>
+          <w:trHeight w:val="214"/>
+        </w:trPr>
+        <w:tc>
+          <w:tcPr>
+            <w:cnfStyle w:val="000010000000" w:firstRow="0" w:lastRow="0" w:firstColumn="0" w:lastColumn="0" w:oddVBand="1" w:evenVBand="0" w:oddHBand="0" w:evenHBand="0" w:firstRowFirstColumn="0" w:firstRowLastColumn="0" w:lastRowFirstColumn="0" w:lastRowLastColumn="0"/>
+            <w:tcW w:w="1583" w:type="pct"/>
+            <w:vAlign w:val="center"/>
+          </w:tcPr>
+          <w:p>
+            <w:pPr>
+              <w:jc w:val="right"/>
+              <w:rPr>
+                <w:b/>
+              </w:rPr>
+            </w:pPr>
+            <w:r>
+              <w:rPr>
+                <w:b/>
+              </w:rPr>
+              <w:t>Descripción</w:t>
+            </w:r>
+            <w:r>
+              <w:rPr>
+                <w:b/>
+              </w:rPr>
+              <w:t>:</w:t>
+            </w:r>
+          </w:p>
+        </w:tc>
+        <w:tc>
+          <w:tcPr>
+            <w:tcW w:w="3417" w:type="pct"/>
+            <w:gridSpan w:val="5"/>
+          </w:tcPr>
+          <w:p>
+            <w:pPr>
+              <w:cnfStyle w:val="000000100000" w:firstRow="0" w:lastRow="0" w:firstColumn="0" w:lastColumn="0" w:oddVBand="0" w:evenVBand="0" w:oddHBand="1" w:evenHBand="0" w:firstRowFirstColumn="0" w:firstRowLastColumn="0" w:lastRowFirstColumn="0" w:lastRowLastColumn="0"/>
+            </w:pPr>
+            <w:r>
+              <w:t>Permite al usuario consultar conversiones realizadas previamente o visualizar resultados almacenados en el sistema de conversiones de unidades.</w:t>
+            </w:r>
+          </w:p>
+        </w:tc>
+      </w:tr>
+      <w:tr>
+        <w:trPr>
+          <w:trHeight w:val="214"/>
+        </w:trPr>
+        <w:tc>
+          <w:tcPr>
+            <w:cnfStyle w:val="000010000000" w:firstRow="0" w:lastRow="0" w:firstColumn="0" w:lastColumn="0" w:oddVBand="1" w:evenVBand="0" w:oddHBand="0" w:evenHBand="0" w:firstRowFirstColumn="0" w:firstRowLastColumn="0" w:lastRowFirstColumn="0" w:lastRowLastColumn="0"/>
+            <w:tcW w:w="1583" w:type="pct"/>
+            <w:vAlign w:val="center"/>
+          </w:tcPr>
+          <w:p>
+            <w:pPr>
+              <w:jc w:val="right"/>
+              <w:rPr>
+                <w:b/>
+              </w:rPr>
+            </w:pPr>
+            <w:r>
+              <w:rPr>
+                <w:b/>
+              </w:rPr>
+              <w:t>Meta</w:t>
+            </w:r>
+            <w:r>
+              <w:rPr>
+                <w:b/>
+              </w:rPr>
+              <w:t>:</w:t>
+            </w:r>
+          </w:p>
+        </w:tc>
+        <w:tc>
+          <w:tcPr>
+            <w:tcW w:w="3417" w:type="pct"/>
+            <w:gridSpan w:val="5"/>
+          </w:tcPr>
+          <w:p>
+            <w:pPr>
+              <w:cnfStyle w:val="000000000000" w:firstRow="0" w:lastRow="0" w:firstColumn="0" w:lastColumn="0" w:oddVBand="0" w:evenVBand="0" w:oddHBand="0" w:evenHBand="0" w:firstRowFirstColumn="0" w:firstRowLastColumn="0" w:lastRowFirstColumn="0" w:lastRowLastColumn="0"/>
+            </w:pPr>
+            <w:r>
+              <w:t>Brindar acceso a los resultados de conversiones ejecutadas en el sistema para su revisión.</w:t>
+            </w:r>
+          </w:p>
+        </w:tc>
+      </w:tr>
+      <w:tr>
+        <w:trPr>
+          <w:gridAfter w:val="1"/>
+          <w:cnfStyle w:val="000000100000" w:firstRow="0" w:lastRow="0" w:firstColumn="0" w:lastColumn="0" w:oddVBand="0" w:evenVBand="0" w:oddHBand="1" w:evenHBand="0" w:firstRowFirstColumn="0" w:firstRowLastColumn="0" w:lastRowFirstColumn="0" w:lastRowLastColumn="0"/>
+          <w:wAfter w:w="7" w:type="pct"/>
+          <w:trHeight w:val="214"/>
+        </w:trPr>
+        <w:tc>
+          <w:tcPr>
+            <w:cnfStyle w:val="000010000000" w:firstRow="0" w:lastRow="0" w:firstColumn="0" w:lastColumn="0" w:oddVBand="1" w:evenVBand="0" w:oddHBand="0" w:evenHBand="0" w:firstRowFirstColumn="0" w:firstRowLastColumn="0" w:lastRowFirstColumn="0" w:lastRowLastColumn="0"/>
+            <w:tcW w:w="1583" w:type="pct"/>
+            <w:vAlign w:val="center"/>
+          </w:tcPr>
+          <w:p>
+            <w:pPr>
+              <w:jc w:val="right"/>
+              <w:rPr>
+                <w:b/>
+              </w:rPr>
+            </w:pPr>
+            <w:r>
+              <w:rPr>
+                <w:b/>
+              </w:rPr>
+              <w:t>Estado:</w:t>
+            </w:r>
+          </w:p>
+        </w:tc>
+        <w:tc>
+          <w:tcPr>
+            <w:tcW w:w="1354" w:type="pct"/>
+            <w:gridSpan w:val="2"/>
+          </w:tcPr>
+          <w:p>
+            <w:pPr>
+              <w:cnfStyle w:val="000000100000" w:firstRow="0" w:lastRow="0" w:firstColumn="0" w:lastColumn="0" w:oddVBand="0" w:evenVBand="0" w:oddHBand="1" w:evenHBand="0" w:firstRowFirstColumn="0" w:firstRowLastColumn="0" w:lastRowFirstColumn="0" w:lastRowLastColumn="0"/>
+            </w:pPr>
+            <w:r>
+              <w:t>Activo</w:t>
+            </w:r>
+          </w:p>
+        </w:tc>
+        <w:tc>
+          <w:tcPr>
+            <w:cnfStyle w:val="000010000000" w:firstRow="0" w:lastRow="0" w:firstColumn="0" w:lastColumn="0" w:oddVBand="1" w:evenVBand="0" w:oddHBand="0" w:evenHBand="0" w:firstRowFirstColumn="0" w:firstRowLastColumn="0" w:lastRowFirstColumn="0" w:lastRowLastColumn="0"/>
+            <w:tcW w:w="1229" w:type="pct"/>
+          </w:tcPr>
+          <w:p>
+            <w:r>
+              <w:rPr>
+                <w:b/>
+              </w:rPr>
+              <w:t>Versión</w:t>
+            </w:r>
+            <w:r>
+              <w:t xml:space="preserve">: </w:t>
+            </w:r>
+          </w:p>
+        </w:tc>
+        <w:tc>
+          <w:tcPr>
+            <w:tcW w:w="827" w:type="pct"/>
+          </w:tcPr>
+          <w:p>
+            <w:pPr>
+              <w:cnfStyle w:val="000000100000" w:firstRow="0" w:lastRow="0" w:firstColumn="0" w:lastColumn="0" w:oddVBand="0" w:evenVBand="0" w:oddHBand="1" w:evenHBand="0" w:firstRowFirstColumn="0" w:firstRowLastColumn="0" w:lastRowFirstColumn="0" w:lastRowLastColumn="0"/>
+            </w:pPr>
+            <w:r>
+              <w:t>1.0</w:t>
+            </w:r>
+          </w:p>
+        </w:tc>
+      </w:tr>
+      <w:tr>
+        <w:trPr>
+          <w:trHeight w:val="253"/>
+        </w:trPr>
+        <w:tc>
+          <w:tcPr>
+            <w:cnfStyle w:val="000010000000" w:firstRow="0" w:lastRow="0" w:firstColumn="0" w:lastColumn="0" w:oddVBand="1" w:evenVBand="0" w:oddHBand="0" w:evenHBand="0" w:firstRowFirstColumn="0" w:firstRowLastColumn="0" w:lastRowFirstColumn="0" w:lastRowLastColumn="0"/>
+            <w:tcW w:w="1583" w:type="pct"/>
+            <w:vAlign w:val="center"/>
+          </w:tcPr>
+          <w:p>
+            <w:pPr>
+              <w:jc w:val="right"/>
+              <w:rPr>
+                <w:b/>
+              </w:rPr>
+            </w:pPr>
+            <w:r>
+              <w:rPr>
+                <w:b/>
+              </w:rPr>
+              <w:t>Autores:</w:t>
+            </w:r>
+          </w:p>
+        </w:tc>
+        <w:tc>
+          <w:tcPr>
+            <w:tcW w:w="3417" w:type="pct"/>
+            <w:gridSpan w:val="5"/>
+          </w:tcPr>
+          <w:p>
+            <w:pPr>
+              <w:cnfStyle w:val="000000000000" w:firstRow="0" w:lastRow="0" w:firstColumn="0" w:lastColumn="0" w:oddVBand="0" w:evenVBand="0" w:oddHBand="0" w:evenHBand="0" w:firstRowFirstColumn="0" w:firstRowLastColumn="0" w:lastRowFirstColumn="0" w:lastRowLastColumn="0"/>
+              <w:rPr>
+                <w:lang w:val="es-MX"/>
+              </w:rPr>
+            </w:pPr>
+            <w:r>
+              <w:rPr>
+                <w:lang w:val="es-MX"/>
+              </w:rPr>
+              <w:t xml:space="preserve">Ibarra Ronny, Rivera Carlos, Sánchez </w:t>
+            </w:r>
+            <w:proofErr w:type="spellStart"/>
+            <w:r>
+              <w:rPr>
+                <w:lang w:val="es-MX"/>
+              </w:rPr>
+              <w:t>Angelo</w:t>
+            </w:r>
+            <w:proofErr w:type="spellEnd"/>
+          </w:p>
+        </w:tc>
+      </w:tr>
+      <w:tr>
+        <w:trPr>
+          <w:gridAfter w:val="1"/>
+          <w:cnfStyle w:val="000000100000" w:firstRow="0" w:lastRow="0" w:firstColumn="0" w:lastColumn="0" w:oddVBand="0" w:evenVBand="0" w:oddHBand="1" w:evenHBand="0" w:firstRowFirstColumn="0" w:firstRowLastColumn="0" w:lastRowFirstColumn="0" w:lastRowLastColumn="0"/>
+          <w:wAfter w:w="7" w:type="pct"/>
+          <w:trHeight w:val="488"/>
+        </w:trPr>
+        <w:tc>
+          <w:tcPr>
+            <w:cnfStyle w:val="000010000000" w:firstRow="0" w:lastRow="0" w:firstColumn="0" w:lastColumn="0" w:oddVBand="1" w:evenVBand="0" w:oddHBand="0" w:evenHBand="0" w:firstRowFirstColumn="0" w:firstRowLastColumn="0" w:lastRowFirstColumn="0" w:lastRowLastColumn="0"/>
+            <w:tcW w:w="1583" w:type="pct"/>
+            <w:vAlign w:val="center"/>
+          </w:tcPr>
+          <w:p>
+            <w:pPr>
+              <w:jc w:val="right"/>
+              <w:rPr>
+                <w:b/>
+              </w:rPr>
+            </w:pPr>
+            <w:r>
+              <w:rPr>
+                <w:b/>
+              </w:rPr>
+              <w:t>Fecha creación</w:t>
+            </w:r>
+          </w:p>
+        </w:tc>
+        <w:tc>
+          <w:tcPr>
+            <w:tcW w:w="1354" w:type="pct"/>
+            <w:gridSpan w:val="2"/>
+          </w:tcPr>
+          <w:p>
+            <w:pPr>
+              <w:cnfStyle w:val="000000100000" w:firstRow="0" w:lastRow="0" w:firstColumn="0" w:lastColumn="0" w:oddVBand="0" w:evenVBand="0" w:oddHBand="1" w:evenHBand="0" w:firstRowFirstColumn="0" w:firstRowLastColumn="0" w:lastRowFirstColumn="0" w:lastRowLastColumn="0"/>
+            </w:pPr>
+            <w:r>
+              <w:t>12</w:t>
+            </w:r>
+            <w:r>
+              <w:t>/</w:t>
+            </w:r>
+            <w:r>
+              <w:t>05</w:t>
+            </w:r>
+            <w:r>
+              <w:t>/202</w:t>
+            </w:r>
+            <w:r>
+              <w:t>6</w:t>
+            </w:r>
+          </w:p>
+        </w:tc>
+        <w:tc>
+          <w:tcPr>
+            <w:cnfStyle w:val="000010000000" w:firstRow="0" w:lastRow="0" w:firstColumn="0" w:lastColumn="0" w:oddVBand="1" w:evenVBand="0" w:oddHBand="0" w:evenHBand="0" w:firstRowFirstColumn="0" w:firstRowLastColumn="0" w:lastRowFirstColumn="0" w:lastRowLastColumn="0"/>
+            <w:tcW w:w="1229" w:type="pct"/>
+          </w:tcPr>
+          <w:p>
+            <w:pPr>
+              <w:rPr>
+                <w:b/>
+              </w:rPr>
+            </w:pPr>
+            <w:r>
+              <w:rPr>
+                <w:b/>
+              </w:rPr>
+              <w:t>Fecha modificación</w:t>
+            </w:r>
+          </w:p>
+        </w:tc>
+        <w:tc>
+          <w:tcPr>
+            <w:tcW w:w="827" w:type="pct"/>
+          </w:tcPr>
+          <w:p>
+            <w:pPr>
+              <w:cnfStyle w:val="000000100000" w:firstRow="0" w:lastRow="0" w:firstColumn="0" w:lastColumn="0" w:oddVBand="0" w:evenVBand="0" w:oddHBand="1" w:evenHBand="0" w:firstRowFirstColumn="0" w:firstRowLastColumn="0" w:lastRowFirstColumn="0" w:lastRowLastColumn="0"/>
+            </w:pPr>
+            <w:r>
+              <w:t>12</w:t>
+            </w:r>
+            <w:r>
+              <w:t>/</w:t>
+            </w:r>
+            <w:r>
+              <w:t>05</w:t>
+            </w:r>
+            <w:r>
+              <w:t>/202</w:t>
+            </w:r>
+            <w:r>
+              <w:t>6</w:t>
+            </w:r>
+          </w:p>
+        </w:tc>
+      </w:tr>
+      <w:tr>
+        <w:trPr>
+          <w:trHeight w:val="214"/>
+        </w:trPr>
+        <w:tc>
+          <w:tcPr>
+            <w:cnfStyle w:val="000010000000" w:firstRow="0" w:lastRow="0" w:firstColumn="0" w:lastColumn="0" w:oddVBand="1" w:evenVBand="0" w:oddHBand="0" w:evenHBand="0" w:firstRowFirstColumn="0" w:firstRowLastColumn="0" w:lastRowFirstColumn="0" w:lastRowLastColumn="0"/>
+            <w:tcW w:w="1583" w:type="pct"/>
+            <w:vAlign w:val="center"/>
+          </w:tcPr>
+          <w:p>
+            <w:pPr>
+              <w:jc w:val="right"/>
+              <w:rPr>
+                <w:b/>
+              </w:rPr>
+            </w:pPr>
+            <w:r>
+              <w:rPr>
+                <w:b/>
+              </w:rPr>
+              <w:t>Precondiciones</w:t>
+            </w:r>
+          </w:p>
+        </w:tc>
+        <w:tc>
+          <w:tcPr>
+            <w:tcW w:w="3417" w:type="pct"/>
+            <w:gridSpan w:val="5"/>
+          </w:tcPr>
+          <w:p>
+            <w:pPr>
+              <w:pStyle w:val="Prrafodelista"/>
+              <w:numPr>
+                <w:ilvl w:val="6"/>
+                <w:numId w:val="5"/>
+              </w:numPr>
+              <w:pBdr>
+                <w:top w:val="nil"/>
+                <w:left w:val="nil"/>
+                <w:bottom w:val="nil"/>
+                <w:right w:val="nil"/>
+                <w:between w:val="nil"/>
+              </w:pBdr>
+              <w:cnfStyle w:val="000000000000" w:firstRow="0" w:lastRow="0" w:firstColumn="0" w:lastColumn="0" w:oddVBand="0" w:evenVBand="0" w:oddHBand="0" w:evenHBand="0" w:firstRowFirstColumn="0" w:firstRowLastColumn="0" w:lastRowFirstColumn="0" w:lastRowLastColumn="0"/>
+            </w:pPr>
+            <w:r>
+              <w:t>El usuario debe haber iniciado sesión en el sistema.</w:t>
+            </w:r>
+          </w:p>
+          <w:p>
+            <w:pPr>
+              <w:pStyle w:val="Prrafodelista"/>
+              <w:numPr>
+                <w:ilvl w:val="6"/>
+                <w:numId w:val="5"/>
+              </w:numPr>
+              <w:pBdr>
+                <w:top w:val="nil"/>
+                <w:left w:val="nil"/>
+                <w:bottom w:val="nil"/>
+                <w:right w:val="nil"/>
+                <w:between w:val="nil"/>
+              </w:pBdr>
+              <w:cnfStyle w:val="000000000000" w:firstRow="0" w:lastRow="0" w:firstColumn="0" w:lastColumn="0" w:oddVBand="0" w:evenVBand="0" w:oddHBand="0" w:evenHBand="0" w:firstRowFirstColumn="0" w:firstRowLastColumn="0" w:lastRowFirstColumn="0" w:lastRowLastColumn="0"/>
+            </w:pPr>
+            <w:r>
+              <w:t>Debe existir al menos una conversión registrada o disponible para consulta.</w:t>
+            </w:r>
+          </w:p>
+        </w:tc>
+      </w:tr>
+      <w:tr>
+        <w:trPr>
+          <w:cnfStyle w:val="000000100000" w:firstRow="0" w:lastRow="0" w:firstColumn="0" w:lastColumn="0" w:oddVBand="0" w:evenVBand="0" w:oddHBand="1" w:evenHBand="0" w:firstRowFirstColumn="0" w:firstRowLastColumn="0" w:lastRowFirstColumn="0" w:lastRowLastColumn="0"/>
+          <w:trHeight w:val="214"/>
+        </w:trPr>
+        <w:tc>
+          <w:tcPr>
+            <w:cnfStyle w:val="000010000000" w:firstRow="0" w:lastRow="0" w:firstColumn="0" w:lastColumn="0" w:oddVBand="1" w:evenVBand="0" w:oddHBand="0" w:evenHBand="0" w:firstRowFirstColumn="0" w:firstRowLastColumn="0" w:lastRowFirstColumn="0" w:lastRowLastColumn="0"/>
+            <w:tcW w:w="1583" w:type="pct"/>
+            <w:vAlign w:val="center"/>
+          </w:tcPr>
+          <w:p>
+            <w:pPr>
+              <w:jc w:val="right"/>
+              <w:rPr>
+                <w:b/>
+              </w:rPr>
+            </w:pPr>
+            <w:r>
+              <w:rPr>
+                <w:b/>
+              </w:rPr>
+              <w:t>Post condiciones</w:t>
+            </w:r>
+          </w:p>
+        </w:tc>
+        <w:tc>
+          <w:tcPr>
+            <w:tcW w:w="3417" w:type="pct"/>
+            <w:gridSpan w:val="5"/>
+          </w:tcPr>
+          <w:p>
+            <w:pPr>
+              <w:pBdr>
+                <w:top w:val="nil"/>
+                <w:left w:val="nil"/>
+                <w:bottom w:val="nil"/>
+                <w:right w:val="nil"/>
+                <w:between w:val="nil"/>
+              </w:pBdr>
+              <w:cnfStyle w:val="000000100000" w:firstRow="0" w:lastRow="0" w:firstColumn="0" w:lastColumn="0" w:oddVBand="0" w:evenVBand="0" w:oddHBand="1" w:evenHBand="0" w:firstRowFirstColumn="0" w:firstRowLastColumn="0" w:lastRowFirstColumn="0" w:lastRowLastColumn="0"/>
+            </w:pPr>
+            <w:r>
+              <w:t>El sistema muestra el historial o resultados de conversiones solicitadas por el usuario.</w:t>
+            </w:r>
+          </w:p>
+        </w:tc>
+      </w:tr>
+      <w:tr>
+        <w:trPr>
+          <w:trHeight w:val="214"/>
+        </w:trPr>
+        <w:tc>
+          <w:tcPr>
+            <w:cnfStyle w:val="000010000000" w:firstRow="0" w:lastRow="0" w:firstColumn="0" w:lastColumn="0" w:oddVBand="1" w:evenVBand="0" w:oddHBand="0" w:evenHBand="0" w:firstRowFirstColumn="0" w:firstRowLastColumn="0" w:lastRowFirstColumn="0" w:lastRowLastColumn="0"/>
+            <w:tcW w:w="1583" w:type="pct"/>
+            <w:vAlign w:val="center"/>
+          </w:tcPr>
+          <w:p>
+            <w:pPr>
+              <w:jc w:val="right"/>
+              <w:rPr>
+                <w:b/>
+                <w:highlight w:val="yellow"/>
+              </w:rPr>
+            </w:pPr>
+            <w:r>
+              <w:rPr>
+                <w:b/>
+              </w:rPr>
+              <w:lastRenderedPageBreak/>
+              <w:t xml:space="preserve">Gráfico </w:t>
+            </w:r>
+          </w:p>
+        </w:tc>
+        <w:tc>
+          <w:tcPr>
+            <w:tcW w:w="3417" w:type="pct"/>
+            <w:gridSpan w:val="5"/>
+          </w:tcPr>
+          <w:p>
+            <w:pPr>
+              <w:keepNext/>
+              <w:cnfStyle w:val="000000000000" w:firstRow="0" w:lastRow="0" w:firstColumn="0" w:lastColumn="0" w:oddVBand="0" w:evenVBand="0" w:oddHBand="0" w:evenHBand="0" w:firstRowFirstColumn="0" w:firstRowLastColumn="0" w:lastRowFirstColumn="0" w:lastRowLastColumn="0"/>
+            </w:pPr>
+          </w:p>
+          <w:p>
+            <w:pPr>
+              <w:keepNext/>
+              <w:jc w:val="center"/>
+              <w:cnfStyle w:val="000000000000" w:firstRow="0" w:lastRow="0" w:firstColumn="0" w:lastColumn="0" w:oddVBand="0" w:evenVBand="0" w:oddHBand="0" w:evenHBand="0" w:firstRowFirstColumn="0" w:firstRowLastColumn="0" w:lastRowFirstColumn="0" w:lastRowLastColumn="0"/>
+            </w:pPr>
+            <w:bookmarkStart w:id="16" w:name="_GoBack"/>
+            <w:r>
+              <w:rPr>
+                <w:noProof/>
+                <w:lang w:val="es-EC" w:eastAsia="es-EC"/>
+              </w:rPr>
+              <w:drawing>
+                <wp:inline distT="0" distB="0" distL="0" distR="0" wp14:anchorId="33261E6F" wp14:editId="586A6A54">
+                  <wp:extent cx="4236085" cy="2426855"/>
+                  <wp:effectExtent l="0" t="0" r="0" b="0"/>
+                  <wp:docPr id="4" name="Imagen 4"/>
+                  <wp:cNvGraphicFramePr>
+                    <a:graphicFrameLocks xmlns:a="http://schemas.openxmlformats.org/drawingml/2006/main" noChangeAspect="1"/>
+                  </wp:cNvGraphicFramePr>
+                  <a:graphic xmlns:a="http://schemas.openxmlformats.org/drawingml/2006/main">
+                    <a:graphicData uri="http://schemas.openxmlformats.org/drawingml/2006/picture">
+                      <pic:pic xmlns:pic="http://schemas.openxmlformats.org/drawingml/2006/picture">
+                        <pic:nvPicPr>
+                          <pic:cNvPr id="1" name=""/>
+                          <pic:cNvPicPr/>
+                        </pic:nvPicPr>
+                        <pic:blipFill>
+                          <a:blip r:embed="rId11"/>
+                          <a:stretch>
+                            <a:fillRect/>
+                          </a:stretch>
+                        </pic:blipFill>
+                        <pic:spPr>
+                          <a:xfrm>
+                            <a:off x="0" y="0"/>
+                            <a:ext cx="4249095" cy="2434309"/>
+                          </a:xfrm>
+                          <a:prstGeom prst="rect">
+                            <a:avLst/>
+                          </a:prstGeom>
+                        </pic:spPr>
+                      </pic:pic>
+                    </a:graphicData>
+                  </a:graphic>
+                </wp:inline>
+              </w:drawing>
+            </w:r>
+          </w:p>
+          <w:p>
+            <w:pPr>
+              <w:pStyle w:val="Descripcin"/>
+              <w:keepNext/>
+              <w:jc w:val="center"/>
+              <w:cnfStyle w:val="000000000000" w:firstRow="0" w:lastRow="0" w:firstColumn="0" w:lastColumn="0" w:oddVBand="0" w:evenVBand="0" w:oddHBand="0" w:evenHBand="0" w:firstRowFirstColumn="0" w:firstRowLastColumn="0" w:lastRowFirstColumn="0" w:lastRowLastColumn="0"/>
+            </w:pPr>
+            <w:bookmarkStart w:id="17" w:name="_Toc229512487"/>
+            <w:r>
+              <w:t xml:space="preserve">Ilustración </w:t>
+            </w:r>
+            <w:r>
+              <w:fldChar w:fldCharType="begin"/>
+            </w:r>
+            <w:r>
+              <w:instrText xml:space="preserve"> SEQ Ilustración \* ARABIC </w:instrText>
+            </w:r>
+            <w:r>
+              <w:fldChar w:fldCharType="separate"/>
+            </w:r>
+            <w:r>
+              <w:rPr>
+                <w:noProof/>
+              </w:rPr>
+              <w:t>2</w:t>
+            </w:r>
+            <w:r>
+              <w:rPr>
+                <w:noProof/>
+              </w:rPr>
+              <w:fldChar w:fldCharType="end"/>
+            </w:r>
+            <w:r>
+              <w:t xml:space="preserve"> </w:t>
+            </w:r>
+            <w:r>
+              <w:t>Consultar Conversión</w:t>
+            </w:r>
+            <w:bookmarkEnd w:id="17"/>
+          </w:p>
+          <w:bookmarkEnd w:id="16"/>
+          <w:p>
+            <w:pPr>
+              <w:pStyle w:val="Descripcin"/>
+              <w:keepNext/>
+              <w:cnfStyle w:val="000000000000" w:firstRow="0" w:lastRow="0" w:firstColumn="0" w:lastColumn="0" w:oddVBand="0" w:evenVBand="0" w:oddHBand="0" w:evenHBand="0" w:firstRowFirstColumn="0" w:firstRowLastColumn="0" w:lastRowFirstColumn="0" w:lastRowLastColumn="0"/>
+            </w:pPr>
+          </w:p>
+        </w:tc>
+      </w:tr>
+      <w:tr>
+        <w:trPr>
+          <w:cnfStyle w:val="000000100000" w:firstRow="0" w:lastRow="0" w:firstColumn="0" w:lastColumn="0" w:oddVBand="0" w:evenVBand="0" w:oddHBand="1" w:evenHBand="0" w:firstRowFirstColumn="0" w:firstRowLastColumn="0" w:lastRowFirstColumn="0" w:lastRowLastColumn="0"/>
+          <w:trHeight w:val="371"/>
+        </w:trPr>
+        <w:tc>
+          <w:tcPr>
+            <w:cnfStyle w:val="000010000000" w:firstRow="0" w:lastRow="0" w:firstColumn="0" w:lastColumn="0" w:oddVBand="1" w:evenVBand="0" w:oddHBand="0" w:evenHBand="0" w:firstRowFirstColumn="0" w:firstRowLastColumn="0" w:lastRowFirstColumn="0" w:lastRowLastColumn="0"/>
+            <w:tcW w:w="5000" w:type="pct"/>
+            <w:gridSpan w:val="6"/>
+          </w:tcPr>
+          <w:p>
+            <w:pPr>
+              <w:tabs>
+                <w:tab w:val="left" w:pos="3735"/>
+              </w:tabs>
+              <w:rPr>
+                <w:b/>
+              </w:rPr>
+            </w:pPr>
+            <w:r>
+              <w:rPr>
+                <w:b/>
+              </w:rPr>
+              <w:t>Flujo básico</w:t>
+            </w:r>
+            <w:r>
+              <w:rPr>
+                <w:b/>
+              </w:rPr>
+              <w:tab/>
+            </w:r>
+          </w:p>
+        </w:tc>
+      </w:tr>
+      <w:tr>
+        <w:trPr>
+          <w:trHeight w:val="97"/>
+        </w:trPr>
+        <w:tc>
+          <w:tcPr>
+            <w:cnfStyle w:val="000010000000" w:firstRow="0" w:lastRow="0" w:firstColumn="0" w:lastColumn="0" w:oddVBand="1" w:evenVBand="0" w:oddHBand="0" w:evenHBand="0" w:firstRowFirstColumn="0" w:firstRowLastColumn="0" w:lastRowFirstColumn="0" w:lastRowLastColumn="0"/>
+            <w:tcW w:w="2608" w:type="pct"/>
+            <w:gridSpan w:val="2"/>
+          </w:tcPr>
+          <w:p>
+            <w:pPr>
+              <w:jc w:val="center"/>
+              <w:rPr>
+                <w:b/>
+              </w:rPr>
+            </w:pPr>
+            <w:r>
+              <w:rPr>
+                <w:b/>
+              </w:rPr>
+              <w:t>Actor</w:t>
+            </w:r>
+          </w:p>
+        </w:tc>
+        <w:tc>
+          <w:tcPr>
+            <w:tcW w:w="2392" w:type="pct"/>
+            <w:gridSpan w:val="4"/>
+          </w:tcPr>
+          <w:p>
+            <w:pPr>
+              <w:jc w:val="center"/>
+              <w:cnfStyle w:val="000000000000" w:firstRow="0" w:lastRow="0" w:firstColumn="0" w:lastColumn="0" w:oddVBand="0" w:evenVBand="0" w:oddHBand="0" w:evenHBand="0" w:firstRowFirstColumn="0" w:firstRowLastColumn="0" w:lastRowFirstColumn="0" w:lastRowLastColumn="0"/>
+              <w:rPr>
+                <w:b/>
+              </w:rPr>
+            </w:pPr>
+            <w:r>
+              <w:rPr>
+                <w:b/>
+              </w:rPr>
+              <w:t>Sistema</w:t>
+            </w:r>
+          </w:p>
+        </w:tc>
+      </w:tr>
+      <w:tr>
+        <w:trPr>
+          <w:gridAfter w:val="1"/>
+          <w:cnfStyle w:val="000000100000" w:firstRow="0" w:lastRow="0" w:firstColumn="0" w:lastColumn="0" w:oddVBand="0" w:evenVBand="0" w:oddHBand="1" w:evenHBand="0" w:firstRowFirstColumn="0" w:firstRowLastColumn="0" w:lastRowFirstColumn="0" w:lastRowLastColumn="0"/>
+          <w:wAfter w:w="7" w:type="pct"/>
+          <w:trHeight w:val="659"/>
+        </w:trPr>
+        <w:tc>
+          <w:tcPr>
+            <w:cnfStyle w:val="000010000000" w:firstRow="0" w:lastRow="0" w:firstColumn="0" w:lastColumn="0" w:oddVBand="1" w:evenVBand="0" w:oddHBand="0" w:evenHBand="0" w:firstRowFirstColumn="0" w:firstRowLastColumn="0" w:lastRowFirstColumn="0" w:lastRowLastColumn="0"/>
+            <w:tcW w:w="2608" w:type="pct"/>
+            <w:gridSpan w:val="2"/>
+          </w:tcPr>
+          <w:p>
+            <w:r>
+              <w:t>1. El usuario selecciona la opción “Consultar Conversión”.</w:t>
+            </w:r>
+          </w:p>
+        </w:tc>
+        <w:tc>
+          <w:tcPr>
+            <w:tcW w:w="2385" w:type="pct"/>
+            <w:gridSpan w:val="3"/>
+          </w:tcPr>
+          <w:p>
+            <w:pPr>
+              <w:cnfStyle w:val="000000100000" w:firstRow="0" w:lastRow="0" w:firstColumn="0" w:lastColumn="0" w:oddVBand="0" w:evenVBand="0" w:oddHBand="1" w:evenHBand="0" w:firstRowFirstColumn="0" w:firstRowLastColumn="0" w:lastRowFirstColumn="0" w:lastRowLastColumn="0"/>
+            </w:pPr>
+            <w:r>
+              <w:t>2. El sistema muestra la interfaz de consulta.</w:t>
+            </w:r>
+          </w:p>
+        </w:tc>
+      </w:tr>
+      <w:tr>
+        <w:trPr>
+          <w:gridAfter w:val="1"/>
+          <w:wAfter w:w="7" w:type="pct"/>
+          <w:trHeight w:val="541"/>
+        </w:trPr>
+        <w:tc>
+          <w:tcPr>
+            <w:cnfStyle w:val="000010000000" w:firstRow="0" w:lastRow="0" w:firstColumn="0" w:lastColumn="0" w:oddVBand="1" w:evenVBand="0" w:oddHBand="0" w:evenHBand="0" w:firstRowFirstColumn="0" w:firstRowLastColumn="0" w:lastRowFirstColumn="0" w:lastRowLastColumn="0"/>
+            <w:tcW w:w="2608" w:type="pct"/>
+            <w:gridSpan w:val="2"/>
+          </w:tcPr>
+          <w:p>
+            <w:r>
+              <w:t>3. El usuario solicita ver conversiones realizadas.</w:t>
+            </w:r>
+          </w:p>
+        </w:tc>
+        <w:tc>
+          <w:tcPr>
+            <w:tcW w:w="2385" w:type="pct"/>
+            <w:gridSpan w:val="3"/>
+          </w:tcPr>
+          <w:p>
+            <w:pPr>
+              <w:cnfStyle w:val="000000000000" w:firstRow="0" w:lastRow="0" w:firstColumn="0" w:lastColumn="0" w:oddVBand="0" w:evenVBand="0" w:oddHBand="0" w:evenHBand="0" w:firstRowFirstColumn="0" w:firstRowLastColumn="0" w:lastRowFirstColumn="0" w:lastRowLastColumn="0"/>
+            </w:pPr>
+            <w:r>
+              <w:t>4. El sistema obtiene la información desde el servidor.</w:t>
+            </w:r>
+          </w:p>
+        </w:tc>
+      </w:tr>
+      <w:tr>
+        <w:trPr>
+          <w:gridAfter w:val="1"/>
+          <w:cnfStyle w:val="000000100000" w:firstRow="0" w:lastRow="0" w:firstColumn="0" w:lastColumn="0" w:oddVBand="0" w:evenVBand="0" w:oddHBand="1" w:evenHBand="0" w:firstRowFirstColumn="0" w:firstRowLastColumn="0" w:lastRowFirstColumn="0" w:lastRowLastColumn="0"/>
+          <w:wAfter w:w="7" w:type="pct"/>
+          <w:trHeight w:val="541"/>
+        </w:trPr>
+        <w:tc>
+          <w:tcPr>
+            <w:cnfStyle w:val="000010000000" w:firstRow="0" w:lastRow="0" w:firstColumn="0" w:lastColumn="0" w:oddVBand="1" w:evenVBand="0" w:oddHBand="0" w:evenHBand="0" w:firstRowFirstColumn="0" w:firstRowLastColumn="0" w:lastRowFirstColumn="0" w:lastRowLastColumn="0"/>
+            <w:tcW w:w="2608" w:type="pct"/>
+            <w:gridSpan w:val="2"/>
+          </w:tcPr>
+          <w:p>
+            <w:r>
+              <w:t>5. El sistema muestra la lista de conversiones con sus resultados.</w:t>
+            </w:r>
+          </w:p>
+        </w:tc>
+        <w:tc>
+          <w:tcPr>
+            <w:tcW w:w="2385" w:type="pct"/>
+            <w:gridSpan w:val="3"/>
+          </w:tcPr>
+          <w:p>
+            <w:pPr>
+              <w:cnfStyle w:val="000000100000" w:firstRow="0" w:lastRow="0" w:firstColumn="0" w:lastColumn="0" w:oddVBand="0" w:evenVBand="0" w:oddHBand="1" w:evenHBand="0" w:firstRowFirstColumn="0" w:firstRowLastColumn="0" w:lastRowFirstColumn="0" w:lastRowLastColumn="0"/>
+            </w:pPr>
+          </w:p>
+        </w:tc>
+      </w:tr>
+      <w:tr>
+        <w:trPr>
+          <w:trHeight w:val="97"/>
+        </w:trPr>
+        <w:tc>
+          <w:tcPr>
+            <w:cnfStyle w:val="000010000000" w:firstRow="0" w:lastRow="0" w:firstColumn="0" w:lastColumn="0" w:oddVBand="1" w:evenVBand="0" w:oddHBand="0" w:evenHBand="0" w:firstRowFirstColumn="0" w:firstRowLastColumn="0" w:lastRowFirstColumn="0" w:lastRowLastColumn="0"/>
+            <w:tcW w:w="5000" w:type="pct"/>
+            <w:gridSpan w:val="6"/>
+          </w:tcPr>
+          <w:p>
+            <w:pPr>
+              <w:tabs>
+                <w:tab w:val="left" w:pos="3540"/>
+              </w:tabs>
+              <w:rPr>
+                <w:b/>
+              </w:rPr>
+            </w:pPr>
+            <w:r>
+              <w:rPr>
+                <w:b/>
+              </w:rPr>
+              <w:t>Flujo Alternativo</w:t>
+            </w:r>
+            <w:r>
+              <w:rPr>
+                <w:b/>
+              </w:rPr>
+              <w:t>:</w:t>
+            </w:r>
+          </w:p>
+          <w:p>
+            <w:pPr>
+              <w:tabs>
+                <w:tab w:val="left" w:pos="3540"/>
+              </w:tabs>
+              <w:rPr>
+                <w:bCs/>
+              </w:rPr>
+            </w:pPr>
+            <w:r>
+              <w:rPr>
+                <w:bCs/>
+              </w:rPr>
+              <w:t>1. No existen registros:</w:t>
+            </w:r>
+          </w:p>
+          <w:p>
+            <w:pPr>
+              <w:tabs>
+                <w:tab w:val="left" w:pos="3540"/>
+              </w:tabs>
+              <w:rPr>
+                <w:bCs/>
+              </w:rPr>
+            </w:pPr>
+            <w:r>
+              <w:rPr>
+                <w:bCs/>
+              </w:rPr>
+              <w:t>El sistema muestra un mensaje indicando que no hay conversiones disponibles.</w:t>
+            </w:r>
+          </w:p>
+          <w:p>
+            <w:pPr>
+              <w:tabs>
+                <w:tab w:val="left" w:pos="3540"/>
+              </w:tabs>
+              <w:rPr>
+                <w:bCs/>
+              </w:rPr>
+            </w:pPr>
+            <w:r>
+              <w:rPr>
+                <w:bCs/>
+              </w:rPr>
+              <w:t>2. Error de conexión:</w:t>
+            </w:r>
+          </w:p>
+          <w:p>
+            <w:pPr>
+              <w:tabs>
+                <w:tab w:val="left" w:pos="3540"/>
+              </w:tabs>
+              <w:rPr>
+                <w:bCs/>
+              </w:rPr>
+            </w:pPr>
+            <w:r>
+              <w:rPr>
+                <w:bCs/>
+              </w:rPr>
+              <w:t>El sistema muestra un mensaje de error y solicita reintentar la operación.</w:t>
+            </w:r>
+            <w:r>
+              <w:rPr>
+                <w:bCs/>
+              </w:rPr>
+              <w:tab/>
+            </w:r>
+          </w:p>
+        </w:tc>
+      </w:tr>
+      <w:tr>
+        <w:trPr>
+          <w:cnfStyle w:val="000000100000" w:firstRow="0" w:lastRow="0" w:firstColumn="0" w:lastColumn="0" w:oddVBand="0" w:evenVBand="0" w:oddHBand="1" w:evenHBand="0" w:firstRowFirstColumn="0" w:firstRowLastColumn="0" w:lastRowFirstColumn="0" w:lastRowLastColumn="0"/>
+          <w:trHeight w:val="253"/>
+        </w:trPr>
+        <w:tc>
+          <w:tcPr>
+            <w:cnfStyle w:val="000010000000" w:firstRow="0" w:lastRow="0" w:firstColumn="0" w:lastColumn="0" w:oddVBand="1" w:evenVBand="0" w:oddHBand="0" w:evenHBand="0" w:firstRowFirstColumn="0" w:firstRowLastColumn="0" w:lastRowFirstColumn="0" w:lastRowLastColumn="0"/>
+            <w:tcW w:w="5000" w:type="pct"/>
+            <w:gridSpan w:val="6"/>
+          </w:tcPr>
+          <w:p>
+            <w:pPr>
+              <w:rPr>
+                <w:b/>
+              </w:rPr>
+            </w:pPr>
+            <w:r>
+              <w:rPr>
+                <w:b/>
+              </w:rPr>
+              <w:t>Casos de uso incluidos:</w:t>
+            </w:r>
+            <w:r>
+              <w:rPr>
+                <w:b/>
+              </w:rPr>
+              <w:t xml:space="preserve"> </w:t>
+            </w:r>
+            <w:r>
+              <w:t>E</w:t>
+            </w:r>
+            <w:r>
+              <w:t>CU</w:t>
+            </w:r>
+            <w:r>
+              <w:t>D1</w:t>
+            </w:r>
+          </w:p>
+        </w:tc>
+      </w:tr>
+      <w:tr>
+        <w:trPr>
+          <w:trHeight w:val="253"/>
+        </w:trPr>
+        <w:tc>
+          <w:tcPr>
+            <w:cnfStyle w:val="000010000000" w:firstRow="0" w:lastRow="0" w:firstColumn="0" w:lastColumn="0" w:oddVBand="1" w:evenVBand="0" w:oddHBand="0" w:evenHBand="0" w:firstRowFirstColumn="0" w:firstRowLastColumn="0" w:lastRowFirstColumn="0" w:lastRowLastColumn="0"/>
+            <w:tcW w:w="5000" w:type="pct"/>
+            <w:gridSpan w:val="6"/>
+          </w:tcPr>
+          <w:p>
+            <w:pPr>
+              <w:keepNext/>
+              <w:rPr>
+                <w:b/>
+              </w:rPr>
+            </w:pPr>
+            <w:r>
+              <w:rPr>
+                <w:b/>
+              </w:rPr>
+              <w:t xml:space="preserve">Casos de uso extendidos: </w:t>
+            </w:r>
+          </w:p>
+          <w:p>
+            <w:pPr>
+              <w:keepNext/>
+            </w:pPr>
+            <w:r>
+              <w:t>Realizar Conversión</w:t>
+            </w:r>
+          </w:p>
+        </w:tc>
+      </w:tr>
+    </w:tbl>
+    <w:p>
+      <w:pPr>
+        <w:pStyle w:val="Descripcin"/>
+      </w:pPr>
+    </w:p>
+    <w:p>
+      <w:pPr>
+        <w:pStyle w:val="Ttulo2"/>
+        <w:rPr>
+          <w:rFonts w:eastAsia="Carlito"/>
+          <w:i/>
+          <w:lang w:eastAsia="en-US"/>
+        </w:rPr>
+      </w:pPr>
+      <w:bookmarkStart w:id="18" w:name="_Toc229512503"/>
+      <w:r>
+        <w:rPr>
+          <w:rFonts w:eastAsia="Carlito"/>
+          <w:lang w:eastAsia="en-US"/>
+        </w:rPr>
+        <w:t>ECUD</w:t>
+      </w:r>
+      <w:r>
+        <w:rPr>
+          <w:rFonts w:eastAsia="Carlito"/>
+          <w:lang w:eastAsia="en-US"/>
+        </w:rPr>
+        <w:t>_REALIZAR_CONVERSIÓN</w:t>
+      </w:r>
+      <w:bookmarkEnd w:id="18"/>
+    </w:p>
+    <w:p>
+      <w:pPr>
+        <w:jc w:val="both"/>
+      </w:pPr>
+      <w:r>
+        <w:t>A continuación, se muestra</w:t>
+      </w:r>
+      <w:r>
+        <w:t xml:space="preserve"> </w:t>
+      </w:r>
+      <w:r>
+        <w:t>REALIZAR_CONVERIÓN</w:t>
+      </w:r>
+    </w:p>
+    <w:p>
+      <w:pPr>
+        <w:pStyle w:val="Descripcin"/>
+        <w:rPr>
+          <w:b/>
+          <w:bCs/>
+        </w:rPr>
+      </w:pPr>
+      <w:bookmarkStart w:id="19" w:name="_Toc229512492"/>
+      <w:r>
+        <w:t xml:space="preserve">Tabla </w:t>
+      </w:r>
+      <w:r>
+        <w:fldChar w:fldCharType="begin"/>
+      </w:r>
+      <w:r>
+        <w:instrText xml:space="preserve"> SEQ Tabla \* ARABIC </w:instrText>
+      </w:r>
+      <w:r>
+        <w:fldChar w:fldCharType="separate"/>
+      </w:r>
+      <w:r>
+        <w:rPr>
+          <w:noProof/>
+        </w:rPr>
+        <w:t>3</w:t>
+      </w:r>
+      <w:r>
+        <w:rPr>
+          <w:noProof/>
+        </w:rPr>
+        <w:fldChar w:fldCharType="end"/>
+      </w:r>
+      <w:r>
+        <w:t xml:space="preserve"> </w:t>
+      </w:r>
+      <w:r>
+        <w:t xml:space="preserve">ECUD </w:t>
+      </w:r>
+      <w:r>
+        <w:t>Realizar Conversión</w:t>
+      </w:r>
+      <w:bookmarkEnd w:id="19"/>
+    </w:p>
+    <w:p>
+      <w:pPr>
+        <w:pStyle w:val="Descripcin"/>
+      </w:pPr>
+    </w:p>
+    <w:tbl>
+      <w:tblPr>
+        <w:tblStyle w:val="Tabladecuadrcula5oscura-nfasis3"/>
         <w:tblW w:w="5000" w:type="pct"/>
         <w:tblBorders>
           <w:top w:val="single" w:sz="4" w:space="0" w:color="auto"/>
@@ -6816,7 +7946,7 @@
               <w:cnfStyle w:val="000000100000" w:firstRow="0" w:lastRow="0" w:firstColumn="0" w:lastColumn="0" w:oddVBand="0" w:evenVBand="0" w:oddHBand="1" w:evenHBand="0" w:firstRowFirstColumn="0" w:firstRowLastColumn="0" w:lastRowFirstColumn="0" w:lastRowLastColumn="0"/>
             </w:pPr>
             <w:r>
-              <w:t>Consultar Conversión</w:t>
+              <w:t>Realizar Conversión</w:t>
             </w:r>
           </w:p>
         </w:tc>
@@ -6868,10 +7998,7 @@
               <w:cnfStyle w:val="000000000000" w:firstRow="0" w:lastRow="0" w:firstColumn="0" w:lastColumn="0" w:oddVBand="0" w:evenVBand="0" w:oddHBand="0" w:evenHBand="0" w:firstRowFirstColumn="0" w:firstRowLastColumn="0" w:lastRowFirstColumn="0" w:lastRowLastColumn="0"/>
             </w:pPr>
             <w:r>
-              <w:t>ECUD</w:t>
-            </w:r>
-            <w:r>
-              <w:t>2</w:t>
+              <w:t>ECUD3</w:t>
             </w:r>
           </w:p>
         </w:tc>
@@ -6898,6 +8025,7 @@
               <w:rPr>
                 <w:b/>
               </w:rPr>
+              <w:lastRenderedPageBreak/>
               <w:t>Descripción</w:t>
             </w:r>
             <w:r>
@@ -6918,7 +8046,7 @@
               <w:cnfStyle w:val="000000100000" w:firstRow="0" w:lastRow="0" w:firstColumn="0" w:lastColumn="0" w:oddVBand="0" w:evenVBand="0" w:oddHBand="1" w:evenHBand="0" w:firstRowFirstColumn="0" w:firstRowLastColumn="0" w:lastRowFirstColumn="0" w:lastRowLastColumn="0"/>
             </w:pPr>
             <w:r>
-              <w:t>Permite al usuario consultar conversiones realizadas previamente o visualizar resultados almacenados en el sistema de conversiones de unidades.</w:t>
+              <w:t>Permite al usuario realizar conversiones entre unidades de longitud, masa y temperatura mediante el sistema de conversión de unidades.</w:t>
             </w:r>
           </w:p>
         </w:tc>
@@ -6964,7 +8092,7 @@
               <w:cnfStyle w:val="000000000000" w:firstRow="0" w:lastRow="0" w:firstColumn="0" w:lastColumn="0" w:oddVBand="0" w:evenVBand="0" w:oddHBand="0" w:evenHBand="0" w:firstRowFirstColumn="0" w:firstRowLastColumn="0" w:lastRowFirstColumn="0" w:lastRowLastColumn="0"/>
             </w:pPr>
             <w:r>
-              <w:t>Brindar acceso a los resultados de conversiones ejecutadas en el sistema para su revisión.</w:t>
+              <w:t>Proporcionar conversiones rápidas, precisas y automáticas entre diferentes unidades de medida.</w:t>
             </w:r>
           </w:p>
         </w:tc>
@@ -7229,7 +8357,7 @@
             <w:pPr>
               <w:pStyle w:val="Prrafodelista"/>
               <w:numPr>
-                <w:ilvl w:val="6"/>
+                <w:ilvl w:val="3"/>
                 <w:numId w:val="5"/>
               </w:numPr>
               <w:pBdr>
@@ -7249,7 +8377,7 @@
             <w:pPr>
               <w:pStyle w:val="Prrafodelista"/>
               <w:numPr>
-                <w:ilvl w:val="6"/>
+                <w:ilvl w:val="3"/>
                 <w:numId w:val="5"/>
               </w:numPr>
               <w:pBdr>
@@ -7262,8 +8390,20 @@
               <w:cnfStyle w:val="000000000000" w:firstRow="0" w:lastRow="0" w:firstColumn="0" w:lastColumn="0" w:oddVBand="0" w:evenVBand="0" w:oddHBand="0" w:evenHBand="0" w:firstRowFirstColumn="0" w:firstRowLastColumn="0" w:lastRowFirstColumn="0" w:lastRowLastColumn="0"/>
             </w:pPr>
             <w:r>
-              <w:t>Debe existir al menos una conversión registrada o disponible para consulta.</w:t>
-            </w:r>
+              <w:t>El sistema debe estar disponible y operativo.</w:t>
+            </w:r>
+          </w:p>
+          <w:p>
+            <w:pPr>
+              <w:pBdr>
+                <w:top w:val="nil"/>
+                <w:left w:val="nil"/>
+                <w:bottom w:val="nil"/>
+                <w:right w:val="nil"/>
+                <w:between w:val="nil"/>
+              </w:pBdr>
+              <w:cnfStyle w:val="000000000000" w:firstRow="0" w:lastRow="0" w:firstColumn="0" w:lastColumn="0" w:oddVBand="0" w:evenVBand="0" w:oddHBand="0" w:evenHBand="0" w:firstRowFirstColumn="0" w:firstRowLastColumn="0" w:lastRowFirstColumn="0" w:lastRowLastColumn="0"/>
+            </w:pPr>
           </w:p>
         </w:tc>
       </w:tr>
@@ -7310,7 +8450,7 @@
               <w:cnfStyle w:val="000000100000" w:firstRow="0" w:lastRow="0" w:firstColumn="0" w:lastColumn="0" w:oddVBand="0" w:evenVBand="0" w:oddHBand="1" w:evenHBand="0" w:firstRowFirstColumn="0" w:firstRowLastColumn="0" w:lastRowFirstColumn="0" w:lastRowLastColumn="0"/>
             </w:pPr>
             <w:r>
-              <w:t>El sistema muestra el historial o resultados de conversiones solicitadas por el usuario.</w:t>
+              <w:t>El sistema muestra el resultado de la conversión realizada y, si aplica, lo registra en el sistema para consulta posterior.</w:t>
             </w:r>
           </w:p>
         </w:tc>
@@ -7337,7 +8477,6 @@
               <w:rPr>
                 <w:b/>
               </w:rPr>
-              <w:lastRenderedPageBreak/>
               <w:t xml:space="preserve">Gráfico </w:t>
             </w:r>
           </w:p>
@@ -7356,39 +8495,100 @@
           <w:p>
             <w:pPr>
               <w:keepNext/>
+              <w:jc w:val="center"/>
               <w:cnfStyle w:val="000000000000" w:firstRow="0" w:lastRow="0" w:firstColumn="0" w:lastColumn="0" w:oddVBand="0" w:evenVBand="0" w:oddHBand="0" w:evenHBand="0" w:firstRowFirstColumn="0" w:firstRowLastColumn="0" w:lastRowFirstColumn="0" w:lastRowLastColumn="0"/>
             </w:pPr>
+            <w:r>
+              <w:rPr>
+                <w:noProof/>
+                <w:lang w:val="es-EC" w:eastAsia="es-EC"/>
+              </w:rPr>
+              <w:drawing>
+                <wp:inline distT="0" distB="0" distL="0" distR="0" wp14:anchorId="59C17BAF" wp14:editId="6EB2D0DF">
+                  <wp:extent cx="2496083" cy="2974374"/>
+                  <wp:effectExtent l="0" t="0" r="0" b="0"/>
+                  <wp:docPr id="1" name="Imagen 1"/>
+                  <wp:cNvGraphicFramePr>
+                    <a:graphicFrameLocks xmlns:a="http://schemas.openxmlformats.org/drawingml/2006/main" noChangeAspect="1"/>
+                  </wp:cNvGraphicFramePr>
+                  <a:graphic xmlns:a="http://schemas.openxmlformats.org/drawingml/2006/main">
+                    <a:graphicData uri="http://schemas.openxmlformats.org/drawingml/2006/picture">
+                      <pic:pic xmlns:pic="http://schemas.openxmlformats.org/drawingml/2006/picture">
+                        <pic:nvPicPr>
+                          <pic:cNvPr id="1" name=""/>
+                          <pic:cNvPicPr/>
+                        </pic:nvPicPr>
+                        <pic:blipFill>
+                          <a:blip r:embed="rId12"/>
+                          <a:stretch>
+                            <a:fillRect/>
+                          </a:stretch>
+                        </pic:blipFill>
+                        <pic:spPr>
+                          <a:xfrm>
+                            <a:off x="0" y="0"/>
+                            <a:ext cx="2509982" cy="2990936"/>
+                          </a:xfrm>
+                          <a:prstGeom prst="rect">
+                            <a:avLst/>
+                          </a:prstGeom>
+                        </pic:spPr>
+                      </pic:pic>
+                    </a:graphicData>
+                  </a:graphic>
+                </wp:inline>
+              </w:drawing>
+            </w:r>
           </w:p>
           <w:p>
             <w:pPr>
               <w:pStyle w:val="Descripcin"/>
               <w:keepNext/>
+              <w:jc w:val="center"/>
               <w:cnfStyle w:val="000000000000" w:firstRow="0" w:lastRow="0" w:firstColumn="0" w:lastColumn="0" w:oddVBand="0" w:evenVBand="0" w:oddHBand="0" w:evenHBand="0" w:firstRowFirstColumn="0" w:firstRowLastColumn="0" w:lastRowFirstColumn="0" w:lastRowLastColumn="0"/>
             </w:pPr>
-            <w:bookmarkStart w:id="16" w:name="_Toc229512487"/>
+            <w:bookmarkStart w:id="20" w:name="_Toc229512488"/>
+            <w:bookmarkStart w:id="21" w:name="_Toc74775660"/>
             <w:r>
               <w:t xml:space="preserve">Ilustración </w:t>
             </w:r>
-            <w:fldSimple w:instr=" SEQ Ilustración \* ARABIC ">
-              <w:r>
-                <w:rPr>
-                  <w:noProof/>
-                </w:rPr>
-                <w:t>2</w:t>
-              </w:r>
-            </w:fldSimple>
+            <w:r>
+              <w:fldChar w:fldCharType="begin"/>
+            </w:r>
+            <w:r>
+              <w:instrText xml:space="preserve"> SEQ Ilustración \* ARABIC </w:instrText>
+            </w:r>
+            <w:r>
+              <w:fldChar w:fldCharType="separate"/>
+            </w:r>
+            <w:r>
+              <w:rPr>
+                <w:noProof/>
+              </w:rPr>
+              <w:t>3</w:t>
+            </w:r>
+            <w:r>
+              <w:rPr>
+                <w:noProof/>
+              </w:rPr>
+              <w:fldChar w:fldCharType="end"/>
+            </w:r>
             <w:r>
               <w:t xml:space="preserve"> </w:t>
             </w:r>
             <w:r>
-              <w:t>Consultar Conversión</w:t>
-            </w:r>
-            <w:bookmarkEnd w:id="16"/>
-          </w:p>
+              <w:t>Realizar Conversión</w:t>
+            </w:r>
+            <w:bookmarkEnd w:id="20"/>
+          </w:p>
+          <w:bookmarkEnd w:id="21"/>
           <w:p>
             <w:pPr>
               <w:pStyle w:val="Descripcin"/>
               <w:keepNext/>
+              <w:widowControl w:val="0"/>
+              <w:autoSpaceDE w:val="0"/>
+              <w:autoSpaceDN w:val="0"/>
               <w:cnfStyle w:val="000000000000" w:firstRow="0" w:lastRow="0" w:firstColumn="0" w:lastColumn="0" w:oddVBand="0" w:evenVBand="0" w:oddHBand="0" w:evenHBand="0" w:firstRowFirstColumn="0" w:firstRowLastColumn="0" w:lastRowFirstColumn="0" w:lastRowLastColumn="0"/>
             </w:pPr>
           </w:p>
@@ -7491,7 +8691,7 @@
           </w:tcPr>
           <w:p>
             <w:r>
-              <w:t>1. El usuario selecciona la opción “Consultar Conversión”.</w:t>
+              <w:t>1. El usuario selecciona el tipo de conversión (longitud, masa o temperatura).</w:t>
             </w:r>
           </w:p>
         </w:tc>
@@ -7505,7 +8705,7 @@
               <w:cnfStyle w:val="000000100000" w:firstRow="0" w:lastRow="0" w:firstColumn="0" w:lastColumn="0" w:oddVBand="0" w:evenVBand="0" w:oddHBand="1" w:evenHBand="0" w:firstRowFirstColumn="0" w:firstRowLastColumn="0" w:lastRowFirstColumn="0" w:lastRowLastColumn="0"/>
             </w:pPr>
             <w:r>
-              <w:t>2. El sistema muestra la interfaz de consulta.</w:t>
+              <w:t>2. El sistema muestra las opciones disponibles de unidades.</w:t>
             </w:r>
           </w:p>
         </w:tc>
@@ -7524,7 +8724,7 @@
           </w:tcPr>
           <w:p>
             <w:r>
-              <w:t>3. El usuario solicita ver conversiones realizadas.</w:t>
+              <w:t>3. El usuario ingresa el valor a convertir y selecciona unidades de origen y destino.</w:t>
             </w:r>
           </w:p>
         </w:tc>
@@ -7538,7 +8738,7 @@
               <w:cnfStyle w:val="000000000000" w:firstRow="0" w:lastRow="0" w:firstColumn="0" w:lastColumn="0" w:oddVBand="0" w:evenVBand="0" w:oddHBand="0" w:evenHBand="0" w:firstRowFirstColumn="0" w:firstRowLastColumn="0" w:lastRowFirstColumn="0" w:lastRowLastColumn="0"/>
             </w:pPr>
             <w:r>
-              <w:t>4. El sistema obtiene la información desde el servidor.</w:t>
+              <w:t>4. El sistema valida los datos ingresados.</w:t>
             </w:r>
           </w:p>
         </w:tc>
@@ -7558,7 +8758,15 @@
           </w:tcPr>
           <w:p>
             <w:r>
-              <w:t>5. El sistema muestra la lista de conversiones con sus resultados.</w:t>
+              <w:t xml:space="preserve">5. El sistema realiza la conversión mediante la lógica del </w:t>
+            </w:r>
+            <w:proofErr w:type="spellStart"/>
+            <w:r>
+              <w:t>backend</w:t>
+            </w:r>
+            <w:proofErr w:type="spellEnd"/>
+            <w:r>
+              <w:t>/API.</w:t>
             </w:r>
           </w:p>
         </w:tc>
@@ -7571,6 +8779,9 @@
             <w:pPr>
               <w:cnfStyle w:val="000000100000" w:firstRow="0" w:lastRow="0" w:firstColumn="0" w:lastColumn="0" w:oddVBand="0" w:evenVBand="0" w:oddHBand="1" w:evenHBand="0" w:firstRowFirstColumn="0" w:firstRowLastColumn="0" w:lastRowFirstColumn="0" w:lastRowLastColumn="0"/>
             </w:pPr>
+            <w:r>
+              <w:t>6. El sistema muestra el resultado de la conversión.</w:t>
+            </w:r>
           </w:p>
         </w:tc>
       </w:tr>
@@ -7597,1111 +8808,7 @@
               <w:rPr>
                 <w:b/>
               </w:rPr>
-              <w:t>Flujo Alternativo</w:t>
-            </w:r>
-            <w:r>
-              <w:rPr>
-                <w:b/>
-              </w:rPr>
-              <w:t>:</w:t>
-            </w:r>
-          </w:p>
-          <w:p>
-            <w:pPr>
-              <w:tabs>
-                <w:tab w:val="left" w:pos="3540"/>
-              </w:tabs>
-              <w:rPr>
-                <w:bCs/>
-              </w:rPr>
-            </w:pPr>
-            <w:r>
-              <w:rPr>
-                <w:bCs/>
-              </w:rPr>
-              <w:t>1. No existen registros:</w:t>
-            </w:r>
-          </w:p>
-          <w:p>
-            <w:pPr>
-              <w:tabs>
-                <w:tab w:val="left" w:pos="3540"/>
-              </w:tabs>
-              <w:rPr>
-                <w:bCs/>
-              </w:rPr>
-            </w:pPr>
-            <w:r>
-              <w:rPr>
-                <w:bCs/>
-              </w:rPr>
-              <w:t>El sistema muestra un mensaje indicando que no hay conversiones disponibles.</w:t>
-            </w:r>
-          </w:p>
-          <w:p>
-            <w:pPr>
-              <w:tabs>
-                <w:tab w:val="left" w:pos="3540"/>
-              </w:tabs>
-              <w:rPr>
-                <w:bCs/>
-              </w:rPr>
-            </w:pPr>
-            <w:r>
-              <w:rPr>
-                <w:bCs/>
-              </w:rPr>
-              <w:t>2. Error de conexión:</w:t>
-            </w:r>
-          </w:p>
-          <w:p>
-            <w:pPr>
-              <w:tabs>
-                <w:tab w:val="left" w:pos="3540"/>
-              </w:tabs>
-              <w:rPr>
-                <w:bCs/>
-              </w:rPr>
-            </w:pPr>
-            <w:r>
-              <w:rPr>
-                <w:bCs/>
-              </w:rPr>
-              <w:t>El sistema muestra un mensaje de error y solicita reintentar la operación.</w:t>
-            </w:r>
-            <w:r>
-              <w:rPr>
-                <w:bCs/>
-              </w:rPr>
-              <w:tab/>
-            </w:r>
-          </w:p>
-        </w:tc>
-      </w:tr>
-      <w:tr>
-        <w:trPr>
-          <w:cnfStyle w:val="000000100000" w:firstRow="0" w:lastRow="0" w:firstColumn="0" w:lastColumn="0" w:oddVBand="0" w:evenVBand="0" w:oddHBand="1" w:evenHBand="0" w:firstRowFirstColumn="0" w:firstRowLastColumn="0" w:lastRowFirstColumn="0" w:lastRowLastColumn="0"/>
-          <w:trHeight w:val="253"/>
-        </w:trPr>
-        <w:tc>
-          <w:tcPr>
-            <w:cnfStyle w:val="000010000000" w:firstRow="0" w:lastRow="0" w:firstColumn="0" w:lastColumn="0" w:oddVBand="1" w:evenVBand="0" w:oddHBand="0" w:evenHBand="0" w:firstRowFirstColumn="0" w:firstRowLastColumn="0" w:lastRowFirstColumn="0" w:lastRowLastColumn="0"/>
-            <w:tcW w:w="5000" w:type="pct"/>
-            <w:gridSpan w:val="6"/>
-          </w:tcPr>
-          <w:p>
-            <w:pPr>
-              <w:rPr>
-                <w:b/>
-              </w:rPr>
-            </w:pPr>
-            <w:r>
-              <w:rPr>
-                <w:b/>
-              </w:rPr>
-              <w:t>Casos de uso incluidos:</w:t>
-            </w:r>
-            <w:r>
-              <w:rPr>
-                <w:b/>
-              </w:rPr>
-              <w:t xml:space="preserve"> </w:t>
-            </w:r>
-            <w:r>
-              <w:t>E</w:t>
-            </w:r>
-            <w:r>
-              <w:t>CU</w:t>
-            </w:r>
-            <w:r>
-              <w:t>D1</w:t>
-            </w:r>
-          </w:p>
-        </w:tc>
-      </w:tr>
-      <w:tr>
-        <w:trPr>
-          <w:trHeight w:val="253"/>
-        </w:trPr>
-        <w:tc>
-          <w:tcPr>
-            <w:cnfStyle w:val="000010000000" w:firstRow="0" w:lastRow="0" w:firstColumn="0" w:lastColumn="0" w:oddVBand="1" w:evenVBand="0" w:oddHBand="0" w:evenHBand="0" w:firstRowFirstColumn="0" w:firstRowLastColumn="0" w:lastRowFirstColumn="0" w:lastRowLastColumn="0"/>
-            <w:tcW w:w="5000" w:type="pct"/>
-            <w:gridSpan w:val="6"/>
-          </w:tcPr>
-          <w:p>
-            <w:pPr>
-              <w:keepNext/>
-              <w:rPr>
-                <w:b/>
-              </w:rPr>
-            </w:pPr>
-            <w:r>
-              <w:rPr>
-                <w:b/>
-              </w:rPr>
-              <w:t xml:space="preserve">Casos de uso extendidos: </w:t>
-            </w:r>
-          </w:p>
-          <w:p>
-            <w:pPr>
-              <w:keepNext/>
-            </w:pPr>
-            <w:r>
-              <w:t>Realizar Conversión</w:t>
-            </w:r>
-          </w:p>
-        </w:tc>
-      </w:tr>
-    </w:tbl>
-    <w:p>
-      <w:pPr>
-        <w:pStyle w:val="Descripcin"/>
-      </w:pPr>
-    </w:p>
-    <w:p>
-      <w:pPr>
-        <w:pStyle w:val="Ttulo2"/>
-        <w:rPr>
-          <w:rFonts w:eastAsia="Carlito"/>
-          <w:i/>
-          <w:lang w:eastAsia="en-US"/>
-        </w:rPr>
-      </w:pPr>
-      <w:bookmarkStart w:id="17" w:name="_Toc229512503"/>
-      <w:r>
-        <w:rPr>
-          <w:rFonts w:eastAsia="Carlito"/>
-          <w:lang w:eastAsia="en-US"/>
-        </w:rPr>
-        <w:t>ECUD</w:t>
-      </w:r>
-      <w:r>
-        <w:rPr>
-          <w:rFonts w:eastAsia="Carlito"/>
-          <w:lang w:eastAsia="en-US"/>
-        </w:rPr>
-        <w:t>_REALIZAR_CONVERSIÓN</w:t>
-      </w:r>
-      <w:bookmarkEnd w:id="17"/>
-    </w:p>
-    <w:p>
-      <w:pPr>
-        <w:jc w:val="both"/>
-      </w:pPr>
-      <w:r>
-        <w:t>A continuación, se muestra</w:t>
-      </w:r>
-      <w:r>
-        <w:t xml:space="preserve"> </w:t>
-      </w:r>
-      <w:r>
-        <w:t>REALIZAR_CONVERIÓN</w:t>
-      </w:r>
-    </w:p>
-    <w:p>
-      <w:pPr>
-        <w:pStyle w:val="Descripcin"/>
-        <w:rPr>
-          <w:b/>
-          <w:bCs/>
-        </w:rPr>
-      </w:pPr>
-      <w:bookmarkStart w:id="18" w:name="_Toc229512492"/>
-      <w:r>
-        <w:t xml:space="preserve">Tabla </w:t>
-      </w:r>
-      <w:fldSimple w:instr=" SEQ Tabla \* ARABIC ">
-        <w:r>
-          <w:rPr>
-            <w:noProof/>
-          </w:rPr>
-          <w:t>3</w:t>
-        </w:r>
-      </w:fldSimple>
-      <w:r>
-        <w:t xml:space="preserve"> </w:t>
-      </w:r>
-      <w:r>
-        <w:t xml:space="preserve">ECUD </w:t>
-      </w:r>
-      <w:r>
-        <w:t>Realizar Conversión</w:t>
-      </w:r>
-      <w:bookmarkEnd w:id="18"/>
-    </w:p>
-    <w:p>
-      <w:pPr>
-        <w:pStyle w:val="Descripcin"/>
-      </w:pPr>
-    </w:p>
-    <w:tbl>
-      <w:tblPr>
-        <w:tblStyle w:val="Tablaconcuadrcula5oscura-nfasis3"/>
-        <w:tblW w:w="5000" w:type="pct"/>
-        <w:tblBorders>
-          <w:top w:val="single" w:sz="4" w:space="0" w:color="auto"/>
-          <w:left w:val="single" w:sz="4" w:space="0" w:color="auto"/>
-          <w:bottom w:val="single" w:sz="4" w:space="0" w:color="auto"/>
-          <w:right w:val="single" w:sz="4" w:space="0" w:color="auto"/>
-          <w:insideH w:val="single" w:sz="4" w:space="0" w:color="auto"/>
-          <w:insideV w:val="single" w:sz="4" w:space="0" w:color="auto"/>
-        </w:tblBorders>
-        <w:tblLook w:val="0000" w:firstRow="0" w:lastRow="0" w:firstColumn="0" w:lastColumn="0" w:noHBand="0" w:noVBand="0"/>
-      </w:tblPr>
-      <w:tblGrid>
-        <w:gridCol w:w="2855"/>
-        <w:gridCol w:w="1848"/>
-        <w:gridCol w:w="593"/>
-        <w:gridCol w:w="2216"/>
-        <w:gridCol w:w="1491"/>
-        <w:gridCol w:w="13"/>
-      </w:tblGrid>
-      <w:tr>
-        <w:trPr>
-          <w:cnfStyle w:val="000000100000" w:firstRow="0" w:lastRow="0" w:firstColumn="0" w:lastColumn="0" w:oddVBand="0" w:evenVBand="0" w:oddHBand="1" w:evenHBand="0" w:firstRowFirstColumn="0" w:firstRowLastColumn="0" w:lastRowFirstColumn="0" w:lastRowLastColumn="0"/>
-          <w:trHeight w:val="214"/>
-        </w:trPr>
-        <w:tc>
-          <w:tcPr>
-            <w:cnfStyle w:val="000010000000" w:firstRow="0" w:lastRow="0" w:firstColumn="0" w:lastColumn="0" w:oddVBand="1" w:evenVBand="0" w:oddHBand="0" w:evenHBand="0" w:firstRowFirstColumn="0" w:firstRowLastColumn="0" w:lastRowFirstColumn="0" w:lastRowLastColumn="0"/>
-            <w:tcW w:w="1583" w:type="pct"/>
-            <w:vAlign w:val="center"/>
-          </w:tcPr>
-          <w:p>
-            <w:pPr>
-              <w:jc w:val="right"/>
-              <w:rPr>
-                <w:b/>
-              </w:rPr>
-            </w:pPr>
-            <w:r>
-              <w:rPr>
-                <w:b/>
-              </w:rPr>
-              <w:t xml:space="preserve">Nombre Caso de Uso: </w:t>
-            </w:r>
-          </w:p>
-        </w:tc>
-        <w:tc>
-          <w:tcPr>
-            <w:tcW w:w="3417" w:type="pct"/>
-            <w:gridSpan w:val="5"/>
-          </w:tcPr>
-          <w:p>
-            <w:pPr>
-              <w:cnfStyle w:val="000000100000" w:firstRow="0" w:lastRow="0" w:firstColumn="0" w:lastColumn="0" w:oddVBand="0" w:evenVBand="0" w:oddHBand="1" w:evenHBand="0" w:firstRowFirstColumn="0" w:firstRowLastColumn="0" w:lastRowFirstColumn="0" w:lastRowLastColumn="0"/>
-            </w:pPr>
-            <w:r>
-              <w:t>Realizar Conversión</w:t>
-            </w:r>
-          </w:p>
-        </w:tc>
-      </w:tr>
-      <w:tr>
-        <w:trPr>
-          <w:trHeight w:val="214"/>
-        </w:trPr>
-        <w:tc>
-          <w:tcPr>
-            <w:cnfStyle w:val="000010000000" w:firstRow="0" w:lastRow="0" w:firstColumn="0" w:lastColumn="0" w:oddVBand="1" w:evenVBand="0" w:oddHBand="0" w:evenHBand="0" w:firstRowFirstColumn="0" w:firstRowLastColumn="0" w:lastRowFirstColumn="0" w:lastRowLastColumn="0"/>
-            <w:tcW w:w="1583" w:type="pct"/>
-            <w:vAlign w:val="center"/>
-          </w:tcPr>
-          <w:p>
-            <w:pPr>
-              <w:jc w:val="right"/>
-              <w:rPr>
-                <w:b/>
-              </w:rPr>
-            </w:pPr>
-            <w:r>
-              <w:rPr>
-                <w:b/>
-              </w:rPr>
-              <w:t>Identificador</w:t>
-            </w:r>
-            <w:r>
-              <w:rPr>
-                <w:b/>
-              </w:rPr>
-              <w:t>:</w:t>
-            </w:r>
-            <w:r>
-              <w:rPr>
-                <w:b/>
-              </w:rPr>
-              <w:t xml:space="preserve"> </w:t>
-            </w:r>
-          </w:p>
-        </w:tc>
-        <w:tc>
-          <w:tcPr>
-            <w:tcW w:w="3417" w:type="pct"/>
-            <w:gridSpan w:val="5"/>
-          </w:tcPr>
-          <w:p>
-            <w:pPr>
-              <w:cnfStyle w:val="000000000000" w:firstRow="0" w:lastRow="0" w:firstColumn="0" w:lastColumn="0" w:oddVBand="0" w:evenVBand="0" w:oddHBand="0" w:evenHBand="0" w:firstRowFirstColumn="0" w:firstRowLastColumn="0" w:lastRowFirstColumn="0" w:lastRowLastColumn="0"/>
-            </w:pPr>
-            <w:r>
-              <w:t>ECUD</w:t>
-            </w:r>
-            <w:r>
-              <w:t>3</w:t>
-            </w:r>
-          </w:p>
-        </w:tc>
-      </w:tr>
-      <w:tr>
-        <w:trPr>
-          <w:cnfStyle w:val="000000100000" w:firstRow="0" w:lastRow="0" w:firstColumn="0" w:lastColumn="0" w:oddVBand="0" w:evenVBand="0" w:oddHBand="1" w:evenHBand="0" w:firstRowFirstColumn="0" w:firstRowLastColumn="0" w:lastRowFirstColumn="0" w:lastRowLastColumn="0"/>
-          <w:trHeight w:val="214"/>
-        </w:trPr>
-        <w:tc>
-          <w:tcPr>
-            <w:cnfStyle w:val="000010000000" w:firstRow="0" w:lastRow="0" w:firstColumn="0" w:lastColumn="0" w:oddVBand="1" w:evenVBand="0" w:oddHBand="0" w:evenHBand="0" w:firstRowFirstColumn="0" w:firstRowLastColumn="0" w:lastRowFirstColumn="0" w:lastRowLastColumn="0"/>
-            <w:tcW w:w="1583" w:type="pct"/>
-            <w:vAlign w:val="center"/>
-          </w:tcPr>
-          <w:p>
-            <w:pPr>
-              <w:jc w:val="right"/>
-              <w:rPr>
-                <w:b/>
-              </w:rPr>
-            </w:pPr>
-            <w:r>
-              <w:rPr>
-                <w:b/>
-              </w:rPr>
-              <w:t>Descripción</w:t>
-            </w:r>
-            <w:r>
-              <w:rPr>
-                <w:b/>
-              </w:rPr>
-              <w:t>:</w:t>
-            </w:r>
-          </w:p>
-        </w:tc>
-        <w:tc>
-          <w:tcPr>
-            <w:tcW w:w="3417" w:type="pct"/>
-            <w:gridSpan w:val="5"/>
-          </w:tcPr>
-          <w:p>
-            <w:pPr>
-              <w:cnfStyle w:val="000000100000" w:firstRow="0" w:lastRow="0" w:firstColumn="0" w:lastColumn="0" w:oddVBand="0" w:evenVBand="0" w:oddHBand="1" w:evenHBand="0" w:firstRowFirstColumn="0" w:firstRowLastColumn="0" w:lastRowFirstColumn="0" w:lastRowLastColumn="0"/>
-            </w:pPr>
-            <w:r>
-              <w:t>Permite al usuario realizar conversiones entre unidades de longitud, masa y temperatura mediante el sistema de conversión de unidades.</w:t>
-            </w:r>
-          </w:p>
-        </w:tc>
-      </w:tr>
-      <w:tr>
-        <w:trPr>
-          <w:trHeight w:val="214"/>
-        </w:trPr>
-        <w:tc>
-          <w:tcPr>
-            <w:cnfStyle w:val="000010000000" w:firstRow="0" w:lastRow="0" w:firstColumn="0" w:lastColumn="0" w:oddVBand="1" w:evenVBand="0" w:oddHBand="0" w:evenHBand="0" w:firstRowFirstColumn="0" w:firstRowLastColumn="0" w:lastRowFirstColumn="0" w:lastRowLastColumn="0"/>
-            <w:tcW w:w="1583" w:type="pct"/>
-            <w:vAlign w:val="center"/>
-          </w:tcPr>
-          <w:p>
-            <w:pPr>
-              <w:jc w:val="right"/>
-              <w:rPr>
-                <w:b/>
-              </w:rPr>
-            </w:pPr>
-            <w:r>
-              <w:rPr>
-                <w:b/>
-              </w:rPr>
-              <w:t>Meta</w:t>
-            </w:r>
-            <w:r>
-              <w:rPr>
-                <w:b/>
-              </w:rPr>
-              <w:t>:</w:t>
-            </w:r>
-          </w:p>
-        </w:tc>
-        <w:tc>
-          <w:tcPr>
-            <w:tcW w:w="3417" w:type="pct"/>
-            <w:gridSpan w:val="5"/>
-          </w:tcPr>
-          <w:p>
-            <w:pPr>
-              <w:cnfStyle w:val="000000000000" w:firstRow="0" w:lastRow="0" w:firstColumn="0" w:lastColumn="0" w:oddVBand="0" w:evenVBand="0" w:oddHBand="0" w:evenHBand="0" w:firstRowFirstColumn="0" w:firstRowLastColumn="0" w:lastRowFirstColumn="0" w:lastRowLastColumn="0"/>
-            </w:pPr>
-            <w:r>
-              <w:t>Proporcionar conversiones rápidas, precisas y automáticas entre diferentes unidades de medida.</w:t>
-            </w:r>
-          </w:p>
-        </w:tc>
-      </w:tr>
-      <w:tr>
-        <w:trPr>
-          <w:gridAfter w:val="1"/>
-          <w:cnfStyle w:val="000000100000" w:firstRow="0" w:lastRow="0" w:firstColumn="0" w:lastColumn="0" w:oddVBand="0" w:evenVBand="0" w:oddHBand="1" w:evenHBand="0" w:firstRowFirstColumn="0" w:firstRowLastColumn="0" w:lastRowFirstColumn="0" w:lastRowLastColumn="0"/>
-          <w:wAfter w:w="7" w:type="pct"/>
-          <w:trHeight w:val="214"/>
-        </w:trPr>
-        <w:tc>
-          <w:tcPr>
-            <w:cnfStyle w:val="000010000000" w:firstRow="0" w:lastRow="0" w:firstColumn="0" w:lastColumn="0" w:oddVBand="1" w:evenVBand="0" w:oddHBand="0" w:evenHBand="0" w:firstRowFirstColumn="0" w:firstRowLastColumn="0" w:lastRowFirstColumn="0" w:lastRowLastColumn="0"/>
-            <w:tcW w:w="1583" w:type="pct"/>
-            <w:vAlign w:val="center"/>
-          </w:tcPr>
-          <w:p>
-            <w:pPr>
-              <w:jc w:val="right"/>
-              <w:rPr>
-                <w:b/>
-              </w:rPr>
-            </w:pPr>
-            <w:r>
-              <w:rPr>
-                <w:b/>
-              </w:rPr>
-              <w:t>Estado:</w:t>
-            </w:r>
-          </w:p>
-        </w:tc>
-        <w:tc>
-          <w:tcPr>
-            <w:tcW w:w="1354" w:type="pct"/>
-            <w:gridSpan w:val="2"/>
-          </w:tcPr>
-          <w:p>
-            <w:pPr>
-              <w:cnfStyle w:val="000000100000" w:firstRow="0" w:lastRow="0" w:firstColumn="0" w:lastColumn="0" w:oddVBand="0" w:evenVBand="0" w:oddHBand="1" w:evenHBand="0" w:firstRowFirstColumn="0" w:firstRowLastColumn="0" w:lastRowFirstColumn="0" w:lastRowLastColumn="0"/>
-            </w:pPr>
-            <w:r>
-              <w:t>Activo</w:t>
-            </w:r>
-          </w:p>
-        </w:tc>
-        <w:tc>
-          <w:tcPr>
-            <w:cnfStyle w:val="000010000000" w:firstRow="0" w:lastRow="0" w:firstColumn="0" w:lastColumn="0" w:oddVBand="1" w:evenVBand="0" w:oddHBand="0" w:evenHBand="0" w:firstRowFirstColumn="0" w:firstRowLastColumn="0" w:lastRowFirstColumn="0" w:lastRowLastColumn="0"/>
-            <w:tcW w:w="1229" w:type="pct"/>
-          </w:tcPr>
-          <w:p>
-            <w:r>
-              <w:rPr>
-                <w:b/>
-              </w:rPr>
-              <w:t>Versión</w:t>
-            </w:r>
-            <w:r>
-              <w:t xml:space="preserve">: </w:t>
-            </w:r>
-          </w:p>
-        </w:tc>
-        <w:tc>
-          <w:tcPr>
-            <w:tcW w:w="827" w:type="pct"/>
-          </w:tcPr>
-          <w:p>
-            <w:pPr>
-              <w:cnfStyle w:val="000000100000" w:firstRow="0" w:lastRow="0" w:firstColumn="0" w:lastColumn="0" w:oddVBand="0" w:evenVBand="0" w:oddHBand="1" w:evenHBand="0" w:firstRowFirstColumn="0" w:firstRowLastColumn="0" w:lastRowFirstColumn="0" w:lastRowLastColumn="0"/>
-            </w:pPr>
-            <w:r>
-              <w:t>1.0</w:t>
-            </w:r>
-          </w:p>
-        </w:tc>
-      </w:tr>
-      <w:tr>
-        <w:trPr>
-          <w:trHeight w:val="253"/>
-        </w:trPr>
-        <w:tc>
-          <w:tcPr>
-            <w:cnfStyle w:val="000010000000" w:firstRow="0" w:lastRow="0" w:firstColumn="0" w:lastColumn="0" w:oddVBand="1" w:evenVBand="0" w:oddHBand="0" w:evenHBand="0" w:firstRowFirstColumn="0" w:firstRowLastColumn="0" w:lastRowFirstColumn="0" w:lastRowLastColumn="0"/>
-            <w:tcW w:w="1583" w:type="pct"/>
-            <w:vAlign w:val="center"/>
-          </w:tcPr>
-          <w:p>
-            <w:pPr>
-              <w:jc w:val="right"/>
-              <w:rPr>
-                <w:b/>
-              </w:rPr>
-            </w:pPr>
-            <w:r>
-              <w:rPr>
-                <w:b/>
-              </w:rPr>
-              <w:t>Autores:</w:t>
-            </w:r>
-          </w:p>
-        </w:tc>
-        <w:tc>
-          <w:tcPr>
-            <w:tcW w:w="3417" w:type="pct"/>
-            <w:gridSpan w:val="5"/>
-          </w:tcPr>
-          <w:p>
-            <w:pPr>
-              <w:cnfStyle w:val="000000000000" w:firstRow="0" w:lastRow="0" w:firstColumn="0" w:lastColumn="0" w:oddVBand="0" w:evenVBand="0" w:oddHBand="0" w:evenHBand="0" w:firstRowFirstColumn="0" w:firstRowLastColumn="0" w:lastRowFirstColumn="0" w:lastRowLastColumn="0"/>
-              <w:rPr>
-                <w:lang w:val="es-MX"/>
-              </w:rPr>
-            </w:pPr>
-            <w:r>
-              <w:rPr>
-                <w:lang w:val="es-MX"/>
-              </w:rPr>
-              <w:t xml:space="preserve">Ibarra Ronny, Rivera Carlos, Sánchez </w:t>
-            </w:r>
-            <w:proofErr w:type="spellStart"/>
-            <w:r>
-              <w:rPr>
-                <w:lang w:val="es-MX"/>
-              </w:rPr>
-              <w:t>Angelo</w:t>
-            </w:r>
-            <w:proofErr w:type="spellEnd"/>
-          </w:p>
-        </w:tc>
-      </w:tr>
-      <w:tr>
-        <w:trPr>
-          <w:gridAfter w:val="1"/>
-          <w:cnfStyle w:val="000000100000" w:firstRow="0" w:lastRow="0" w:firstColumn="0" w:lastColumn="0" w:oddVBand="0" w:evenVBand="0" w:oddHBand="1" w:evenHBand="0" w:firstRowFirstColumn="0" w:firstRowLastColumn="0" w:lastRowFirstColumn="0" w:lastRowLastColumn="0"/>
-          <w:wAfter w:w="7" w:type="pct"/>
-          <w:trHeight w:val="488"/>
-        </w:trPr>
-        <w:tc>
-          <w:tcPr>
-            <w:cnfStyle w:val="000010000000" w:firstRow="0" w:lastRow="0" w:firstColumn="0" w:lastColumn="0" w:oddVBand="1" w:evenVBand="0" w:oddHBand="0" w:evenHBand="0" w:firstRowFirstColumn="0" w:firstRowLastColumn="0" w:lastRowFirstColumn="0" w:lastRowLastColumn="0"/>
-            <w:tcW w:w="1583" w:type="pct"/>
-            <w:vAlign w:val="center"/>
-          </w:tcPr>
-          <w:p>
-            <w:pPr>
-              <w:jc w:val="right"/>
-              <w:rPr>
-                <w:b/>
-              </w:rPr>
-            </w:pPr>
-            <w:r>
-              <w:rPr>
-                <w:b/>
-              </w:rPr>
-              <w:t>Fecha creación</w:t>
-            </w:r>
-          </w:p>
-        </w:tc>
-        <w:tc>
-          <w:tcPr>
-            <w:tcW w:w="1354" w:type="pct"/>
-            <w:gridSpan w:val="2"/>
-          </w:tcPr>
-          <w:p>
-            <w:pPr>
-              <w:cnfStyle w:val="000000100000" w:firstRow="0" w:lastRow="0" w:firstColumn="0" w:lastColumn="0" w:oddVBand="0" w:evenVBand="0" w:oddHBand="1" w:evenHBand="0" w:firstRowFirstColumn="0" w:firstRowLastColumn="0" w:lastRowFirstColumn="0" w:lastRowLastColumn="0"/>
-            </w:pPr>
-            <w:r>
-              <w:t>12</w:t>
-            </w:r>
-            <w:r>
-              <w:t>/</w:t>
-            </w:r>
-            <w:r>
-              <w:t>05</w:t>
-            </w:r>
-            <w:r>
-              <w:t>/202</w:t>
-            </w:r>
-            <w:r>
-              <w:t>6</w:t>
-            </w:r>
-          </w:p>
-        </w:tc>
-        <w:tc>
-          <w:tcPr>
-            <w:cnfStyle w:val="000010000000" w:firstRow="0" w:lastRow="0" w:firstColumn="0" w:lastColumn="0" w:oddVBand="1" w:evenVBand="0" w:oddHBand="0" w:evenHBand="0" w:firstRowFirstColumn="0" w:firstRowLastColumn="0" w:lastRowFirstColumn="0" w:lastRowLastColumn="0"/>
-            <w:tcW w:w="1229" w:type="pct"/>
-          </w:tcPr>
-          <w:p>
-            <w:pPr>
-              <w:rPr>
-                <w:b/>
-              </w:rPr>
-            </w:pPr>
-            <w:r>
-              <w:rPr>
-                <w:b/>
-              </w:rPr>
-              <w:t>Fecha modificación</w:t>
-            </w:r>
-          </w:p>
-        </w:tc>
-        <w:tc>
-          <w:tcPr>
-            <w:tcW w:w="827" w:type="pct"/>
-          </w:tcPr>
-          <w:p>
-            <w:pPr>
-              <w:cnfStyle w:val="000000100000" w:firstRow="0" w:lastRow="0" w:firstColumn="0" w:lastColumn="0" w:oddVBand="0" w:evenVBand="0" w:oddHBand="1" w:evenHBand="0" w:firstRowFirstColumn="0" w:firstRowLastColumn="0" w:lastRowFirstColumn="0" w:lastRowLastColumn="0"/>
-            </w:pPr>
-            <w:r>
-              <w:t>12</w:t>
-            </w:r>
-            <w:r>
-              <w:t>/</w:t>
-            </w:r>
-            <w:r>
-              <w:t>05</w:t>
-            </w:r>
-            <w:r>
-              <w:t>/202</w:t>
-            </w:r>
-            <w:r>
-              <w:t>6</w:t>
-            </w:r>
-          </w:p>
-        </w:tc>
-      </w:tr>
-      <w:tr>
-        <w:trPr>
-          <w:trHeight w:val="214"/>
-        </w:trPr>
-        <w:tc>
-          <w:tcPr>
-            <w:cnfStyle w:val="000010000000" w:firstRow="0" w:lastRow="0" w:firstColumn="0" w:lastColumn="0" w:oddVBand="1" w:evenVBand="0" w:oddHBand="0" w:evenHBand="0" w:firstRowFirstColumn="0" w:firstRowLastColumn="0" w:lastRowFirstColumn="0" w:lastRowLastColumn="0"/>
-            <w:tcW w:w="1583" w:type="pct"/>
-            <w:vAlign w:val="center"/>
-          </w:tcPr>
-          <w:p>
-            <w:pPr>
-              <w:jc w:val="right"/>
-              <w:rPr>
-                <w:b/>
-              </w:rPr>
-            </w:pPr>
-            <w:r>
-              <w:rPr>
-                <w:b/>
-              </w:rPr>
               <w:lastRenderedPageBreak/>
-              <w:t>Precondiciones</w:t>
-            </w:r>
-          </w:p>
-        </w:tc>
-        <w:tc>
-          <w:tcPr>
-            <w:tcW w:w="3417" w:type="pct"/>
-            <w:gridSpan w:val="5"/>
-          </w:tcPr>
-          <w:p>
-            <w:pPr>
-              <w:pStyle w:val="Prrafodelista"/>
-              <w:numPr>
-                <w:ilvl w:val="3"/>
-                <w:numId w:val="5"/>
-              </w:numPr>
-              <w:pBdr>
-                <w:top w:val="nil"/>
-                <w:left w:val="nil"/>
-                <w:bottom w:val="nil"/>
-                <w:right w:val="nil"/>
-                <w:between w:val="nil"/>
-              </w:pBdr>
-              <w:cnfStyle w:val="000000000000" w:firstRow="0" w:lastRow="0" w:firstColumn="0" w:lastColumn="0" w:oddVBand="0" w:evenVBand="0" w:oddHBand="0" w:evenHBand="0" w:firstRowFirstColumn="0" w:firstRowLastColumn="0" w:lastRowFirstColumn="0" w:lastRowLastColumn="0"/>
-            </w:pPr>
-            <w:r>
-              <w:t>El usuario debe haber iniciado sesión en el sistema.</w:t>
-            </w:r>
-          </w:p>
-          <w:p>
-            <w:pPr>
-              <w:pStyle w:val="Prrafodelista"/>
-              <w:numPr>
-                <w:ilvl w:val="3"/>
-                <w:numId w:val="5"/>
-              </w:numPr>
-              <w:pBdr>
-                <w:top w:val="nil"/>
-                <w:left w:val="nil"/>
-                <w:bottom w:val="nil"/>
-                <w:right w:val="nil"/>
-                <w:between w:val="nil"/>
-              </w:pBdr>
-              <w:cnfStyle w:val="000000000000" w:firstRow="0" w:lastRow="0" w:firstColumn="0" w:lastColumn="0" w:oddVBand="0" w:evenVBand="0" w:oddHBand="0" w:evenHBand="0" w:firstRowFirstColumn="0" w:firstRowLastColumn="0" w:lastRowFirstColumn="0" w:lastRowLastColumn="0"/>
-            </w:pPr>
-            <w:r>
-              <w:t>El sistema debe estar disponible y operativo.</w:t>
-            </w:r>
-          </w:p>
-          <w:p>
-            <w:pPr>
-              <w:pBdr>
-                <w:top w:val="nil"/>
-                <w:left w:val="nil"/>
-                <w:bottom w:val="nil"/>
-                <w:right w:val="nil"/>
-                <w:between w:val="nil"/>
-              </w:pBdr>
-              <w:cnfStyle w:val="000000000000" w:firstRow="0" w:lastRow="0" w:firstColumn="0" w:lastColumn="0" w:oddVBand="0" w:evenVBand="0" w:oddHBand="0" w:evenHBand="0" w:firstRowFirstColumn="0" w:firstRowLastColumn="0" w:lastRowFirstColumn="0" w:lastRowLastColumn="0"/>
-            </w:pPr>
-          </w:p>
-        </w:tc>
-      </w:tr>
-      <w:tr>
-        <w:trPr>
-          <w:cnfStyle w:val="000000100000" w:firstRow="0" w:lastRow="0" w:firstColumn="0" w:lastColumn="0" w:oddVBand="0" w:evenVBand="0" w:oddHBand="1" w:evenHBand="0" w:firstRowFirstColumn="0" w:firstRowLastColumn="0" w:lastRowFirstColumn="0" w:lastRowLastColumn="0"/>
-          <w:trHeight w:val="214"/>
-        </w:trPr>
-        <w:tc>
-          <w:tcPr>
-            <w:cnfStyle w:val="000010000000" w:firstRow="0" w:lastRow="0" w:firstColumn="0" w:lastColumn="0" w:oddVBand="1" w:evenVBand="0" w:oddHBand="0" w:evenHBand="0" w:firstRowFirstColumn="0" w:firstRowLastColumn="0" w:lastRowFirstColumn="0" w:lastRowLastColumn="0"/>
-            <w:tcW w:w="1583" w:type="pct"/>
-            <w:vAlign w:val="center"/>
-          </w:tcPr>
-          <w:p>
-            <w:pPr>
-              <w:jc w:val="right"/>
-              <w:rPr>
-                <w:b/>
-              </w:rPr>
-            </w:pPr>
-            <w:r>
-              <w:rPr>
-                <w:b/>
-              </w:rPr>
-              <w:t>Post condiciones</w:t>
-            </w:r>
-          </w:p>
-        </w:tc>
-        <w:tc>
-          <w:tcPr>
-            <w:tcW w:w="3417" w:type="pct"/>
-            <w:gridSpan w:val="5"/>
-          </w:tcPr>
-          <w:p>
-            <w:pPr>
-              <w:pBdr>
-                <w:top w:val="nil"/>
-                <w:left w:val="nil"/>
-                <w:bottom w:val="nil"/>
-                <w:right w:val="nil"/>
-                <w:between w:val="nil"/>
-              </w:pBdr>
-              <w:cnfStyle w:val="000000100000" w:firstRow="0" w:lastRow="0" w:firstColumn="0" w:lastColumn="0" w:oddVBand="0" w:evenVBand="0" w:oddHBand="1" w:evenHBand="0" w:firstRowFirstColumn="0" w:firstRowLastColumn="0" w:lastRowFirstColumn="0" w:lastRowLastColumn="0"/>
-            </w:pPr>
-            <w:r>
-              <w:t>El sistema muestra el resultado de la conversión realizada y, si aplica, lo registra en el sistema para consulta posterior.</w:t>
-            </w:r>
-          </w:p>
-        </w:tc>
-      </w:tr>
-      <w:tr>
-        <w:trPr>
-          <w:trHeight w:val="214"/>
-        </w:trPr>
-        <w:tc>
-          <w:tcPr>
-            <w:cnfStyle w:val="000010000000" w:firstRow="0" w:lastRow="0" w:firstColumn="0" w:lastColumn="0" w:oddVBand="1" w:evenVBand="0" w:oddHBand="0" w:evenHBand="0" w:firstRowFirstColumn="0" w:firstRowLastColumn="0" w:lastRowFirstColumn="0" w:lastRowLastColumn="0"/>
-            <w:tcW w:w="1583" w:type="pct"/>
-            <w:vAlign w:val="center"/>
-          </w:tcPr>
-          <w:p>
-            <w:pPr>
-              <w:jc w:val="right"/>
-              <w:rPr>
-                <w:b/>
-                <w:highlight w:val="yellow"/>
-              </w:rPr>
-            </w:pPr>
-            <w:r>
-              <w:rPr>
-                <w:b/>
-              </w:rPr>
-              <w:t xml:space="preserve">Gráfico </w:t>
-            </w:r>
-          </w:p>
-        </w:tc>
-        <w:tc>
-          <w:tcPr>
-            <w:tcW w:w="3417" w:type="pct"/>
-            <w:gridSpan w:val="5"/>
-          </w:tcPr>
-          <w:p>
-            <w:pPr>
-              <w:keepNext/>
-              <w:cnfStyle w:val="000000000000" w:firstRow="0" w:lastRow="0" w:firstColumn="0" w:lastColumn="0" w:oddVBand="0" w:evenVBand="0" w:oddHBand="0" w:evenHBand="0" w:firstRowFirstColumn="0" w:firstRowLastColumn="0" w:lastRowFirstColumn="0" w:lastRowLastColumn="0"/>
-            </w:pPr>
-          </w:p>
-          <w:p>
-            <w:pPr>
-              <w:keepNext/>
-              <w:cnfStyle w:val="000000000000" w:firstRow="0" w:lastRow="0" w:firstColumn="0" w:lastColumn="0" w:oddVBand="0" w:evenVBand="0" w:oddHBand="0" w:evenHBand="0" w:firstRowFirstColumn="0" w:firstRowLastColumn="0" w:lastRowFirstColumn="0" w:lastRowLastColumn="0"/>
-            </w:pPr>
-          </w:p>
-          <w:p>
-            <w:pPr>
-              <w:pStyle w:val="Descripcin"/>
-              <w:keepNext/>
-              <w:cnfStyle w:val="000000000000" w:firstRow="0" w:lastRow="0" w:firstColumn="0" w:lastColumn="0" w:oddVBand="0" w:evenVBand="0" w:oddHBand="0" w:evenHBand="0" w:firstRowFirstColumn="0" w:firstRowLastColumn="0" w:lastRowFirstColumn="0" w:lastRowLastColumn="0"/>
-            </w:pPr>
-            <w:bookmarkStart w:id="19" w:name="_Toc74775660"/>
-            <w:bookmarkStart w:id="20" w:name="_Toc229512488"/>
-            <w:r>
-              <w:t xml:space="preserve">Ilustración </w:t>
-            </w:r>
-            <w:fldSimple w:instr=" SEQ Ilustración \* ARABIC ">
-              <w:r>
-                <w:rPr>
-                  <w:noProof/>
-                </w:rPr>
-                <w:t>3</w:t>
-              </w:r>
-            </w:fldSimple>
-            <w:r>
-              <w:t xml:space="preserve"> </w:t>
-            </w:r>
-            <w:r>
-              <w:t>Realizar Conversión</w:t>
-            </w:r>
-            <w:bookmarkEnd w:id="20"/>
-          </w:p>
-          <w:bookmarkEnd w:id="19"/>
-          <w:p>
-            <w:pPr>
-              <w:pStyle w:val="Descripcin"/>
-              <w:keepNext/>
-              <w:widowControl w:val="0"/>
-              <w:autoSpaceDE w:val="0"/>
-              <w:autoSpaceDN w:val="0"/>
-              <w:cnfStyle w:val="000000000000" w:firstRow="0" w:lastRow="0" w:firstColumn="0" w:lastColumn="0" w:oddVBand="0" w:evenVBand="0" w:oddHBand="0" w:evenHBand="0" w:firstRowFirstColumn="0" w:firstRowLastColumn="0" w:lastRowFirstColumn="0" w:lastRowLastColumn="0"/>
-            </w:pPr>
-          </w:p>
-        </w:tc>
-      </w:tr>
-      <w:tr>
-        <w:trPr>
-          <w:cnfStyle w:val="000000100000" w:firstRow="0" w:lastRow="0" w:firstColumn="0" w:lastColumn="0" w:oddVBand="0" w:evenVBand="0" w:oddHBand="1" w:evenHBand="0" w:firstRowFirstColumn="0" w:firstRowLastColumn="0" w:lastRowFirstColumn="0" w:lastRowLastColumn="0"/>
-          <w:trHeight w:val="371"/>
-        </w:trPr>
-        <w:tc>
-          <w:tcPr>
-            <w:cnfStyle w:val="000010000000" w:firstRow="0" w:lastRow="0" w:firstColumn="0" w:lastColumn="0" w:oddVBand="1" w:evenVBand="0" w:oddHBand="0" w:evenHBand="0" w:firstRowFirstColumn="0" w:firstRowLastColumn="0" w:lastRowFirstColumn="0" w:lastRowLastColumn="0"/>
-            <w:tcW w:w="5000" w:type="pct"/>
-            <w:gridSpan w:val="6"/>
-          </w:tcPr>
-          <w:p>
-            <w:pPr>
-              <w:tabs>
-                <w:tab w:val="left" w:pos="3735"/>
-              </w:tabs>
-              <w:rPr>
-                <w:b/>
-              </w:rPr>
-            </w:pPr>
-            <w:r>
-              <w:rPr>
-                <w:b/>
-              </w:rPr>
-              <w:t>Flujo básico</w:t>
-            </w:r>
-            <w:r>
-              <w:rPr>
-                <w:b/>
-              </w:rPr>
-              <w:tab/>
-            </w:r>
-          </w:p>
-        </w:tc>
-      </w:tr>
-      <w:tr>
-        <w:trPr>
-          <w:trHeight w:val="97"/>
-        </w:trPr>
-        <w:tc>
-          <w:tcPr>
-            <w:cnfStyle w:val="000010000000" w:firstRow="0" w:lastRow="0" w:firstColumn="0" w:lastColumn="0" w:oddVBand="1" w:evenVBand="0" w:oddHBand="0" w:evenHBand="0" w:firstRowFirstColumn="0" w:firstRowLastColumn="0" w:lastRowFirstColumn="0" w:lastRowLastColumn="0"/>
-            <w:tcW w:w="2608" w:type="pct"/>
-            <w:gridSpan w:val="2"/>
-          </w:tcPr>
-          <w:p>
-            <w:pPr>
-              <w:jc w:val="center"/>
-              <w:rPr>
-                <w:b/>
-              </w:rPr>
-            </w:pPr>
-            <w:r>
-              <w:rPr>
-                <w:b/>
-              </w:rPr>
-              <w:t>Actor</w:t>
-            </w:r>
-          </w:p>
-        </w:tc>
-        <w:tc>
-          <w:tcPr>
-            <w:tcW w:w="2392" w:type="pct"/>
-            <w:gridSpan w:val="4"/>
-          </w:tcPr>
-          <w:p>
-            <w:pPr>
-              <w:jc w:val="center"/>
-              <w:cnfStyle w:val="000000000000" w:firstRow="0" w:lastRow="0" w:firstColumn="0" w:lastColumn="0" w:oddVBand="0" w:evenVBand="0" w:oddHBand="0" w:evenHBand="0" w:firstRowFirstColumn="0" w:firstRowLastColumn="0" w:lastRowFirstColumn="0" w:lastRowLastColumn="0"/>
-              <w:rPr>
-                <w:b/>
-              </w:rPr>
-            </w:pPr>
-            <w:r>
-              <w:rPr>
-                <w:b/>
-              </w:rPr>
-              <w:t>Sistema</w:t>
-            </w:r>
-          </w:p>
-        </w:tc>
-      </w:tr>
-      <w:tr>
-        <w:trPr>
-          <w:gridAfter w:val="1"/>
-          <w:cnfStyle w:val="000000100000" w:firstRow="0" w:lastRow="0" w:firstColumn="0" w:lastColumn="0" w:oddVBand="0" w:evenVBand="0" w:oddHBand="1" w:evenHBand="0" w:firstRowFirstColumn="0" w:firstRowLastColumn="0" w:lastRowFirstColumn="0" w:lastRowLastColumn="0"/>
-          <w:wAfter w:w="7" w:type="pct"/>
-          <w:trHeight w:val="659"/>
-        </w:trPr>
-        <w:tc>
-          <w:tcPr>
-            <w:cnfStyle w:val="000010000000" w:firstRow="0" w:lastRow="0" w:firstColumn="0" w:lastColumn="0" w:oddVBand="1" w:evenVBand="0" w:oddHBand="0" w:evenHBand="0" w:firstRowFirstColumn="0" w:firstRowLastColumn="0" w:lastRowFirstColumn="0" w:lastRowLastColumn="0"/>
-            <w:tcW w:w="2608" w:type="pct"/>
-            <w:gridSpan w:val="2"/>
-          </w:tcPr>
-          <w:p>
-            <w:r>
-              <w:t>1. El usuario selecciona el tipo de conversión (longitud, masa o temperatura).</w:t>
-            </w:r>
-          </w:p>
-        </w:tc>
-        <w:tc>
-          <w:tcPr>
-            <w:tcW w:w="2385" w:type="pct"/>
-            <w:gridSpan w:val="3"/>
-          </w:tcPr>
-          <w:p>
-            <w:pPr>
-              <w:cnfStyle w:val="000000100000" w:firstRow="0" w:lastRow="0" w:firstColumn="0" w:lastColumn="0" w:oddVBand="0" w:evenVBand="0" w:oddHBand="1" w:evenHBand="0" w:firstRowFirstColumn="0" w:firstRowLastColumn="0" w:lastRowFirstColumn="0" w:lastRowLastColumn="0"/>
-            </w:pPr>
-            <w:r>
-              <w:t>2. El sistema muestra las opciones disponibles de unidades.</w:t>
-            </w:r>
-          </w:p>
-        </w:tc>
-      </w:tr>
-      <w:tr>
-        <w:trPr>
-          <w:gridAfter w:val="1"/>
-          <w:wAfter w:w="7" w:type="pct"/>
-          <w:trHeight w:val="541"/>
-        </w:trPr>
-        <w:tc>
-          <w:tcPr>
-            <w:cnfStyle w:val="000010000000" w:firstRow="0" w:lastRow="0" w:firstColumn="0" w:lastColumn="0" w:oddVBand="1" w:evenVBand="0" w:oddHBand="0" w:evenHBand="0" w:firstRowFirstColumn="0" w:firstRowLastColumn="0" w:lastRowFirstColumn="0" w:lastRowLastColumn="0"/>
-            <w:tcW w:w="2608" w:type="pct"/>
-            <w:gridSpan w:val="2"/>
-          </w:tcPr>
-          <w:p>
-            <w:r>
-              <w:t>3. El usuario ingresa el valor a convertir y selecciona unidades de origen y destino.</w:t>
-            </w:r>
-          </w:p>
-        </w:tc>
-        <w:tc>
-          <w:tcPr>
-            <w:tcW w:w="2385" w:type="pct"/>
-            <w:gridSpan w:val="3"/>
-          </w:tcPr>
-          <w:p>
-            <w:pPr>
-              <w:cnfStyle w:val="000000000000" w:firstRow="0" w:lastRow="0" w:firstColumn="0" w:lastColumn="0" w:oddVBand="0" w:evenVBand="0" w:oddHBand="0" w:evenHBand="0" w:firstRowFirstColumn="0" w:firstRowLastColumn="0" w:lastRowFirstColumn="0" w:lastRowLastColumn="0"/>
-            </w:pPr>
-            <w:r>
-              <w:t>4. El sistema valida los datos ingresados.</w:t>
-            </w:r>
-          </w:p>
-        </w:tc>
-      </w:tr>
-      <w:tr>
-        <w:trPr>
-          <w:gridAfter w:val="1"/>
-          <w:cnfStyle w:val="000000100000" w:firstRow="0" w:lastRow="0" w:firstColumn="0" w:lastColumn="0" w:oddVBand="0" w:evenVBand="0" w:oddHBand="1" w:evenHBand="0" w:firstRowFirstColumn="0" w:firstRowLastColumn="0" w:lastRowFirstColumn="0" w:lastRowLastColumn="0"/>
-          <w:wAfter w:w="7" w:type="pct"/>
-          <w:trHeight w:val="541"/>
-        </w:trPr>
-        <w:tc>
-          <w:tcPr>
-            <w:cnfStyle w:val="000010000000" w:firstRow="0" w:lastRow="0" w:firstColumn="0" w:lastColumn="0" w:oddVBand="1" w:evenVBand="0" w:oddHBand="0" w:evenHBand="0" w:firstRowFirstColumn="0" w:firstRowLastColumn="0" w:lastRowFirstColumn="0" w:lastRowLastColumn="0"/>
-            <w:tcW w:w="2608" w:type="pct"/>
-            <w:gridSpan w:val="2"/>
-          </w:tcPr>
-          <w:p>
-            <w:r>
-              <w:t xml:space="preserve">5. El sistema realiza la conversión mediante la lógica del </w:t>
-            </w:r>
-            <w:proofErr w:type="spellStart"/>
-            <w:r>
-              <w:t>backend</w:t>
-            </w:r>
-            <w:proofErr w:type="spellEnd"/>
-            <w:r>
-              <w:t>/API.</w:t>
-            </w:r>
-          </w:p>
-        </w:tc>
-        <w:tc>
-          <w:tcPr>
-            <w:tcW w:w="2385" w:type="pct"/>
-            <w:gridSpan w:val="3"/>
-          </w:tcPr>
-          <w:p>
-            <w:pPr>
-              <w:cnfStyle w:val="000000100000" w:firstRow="0" w:lastRow="0" w:firstColumn="0" w:lastColumn="0" w:oddVBand="0" w:evenVBand="0" w:oddHBand="1" w:evenHBand="0" w:firstRowFirstColumn="0" w:firstRowLastColumn="0" w:lastRowFirstColumn="0" w:lastRowLastColumn="0"/>
-            </w:pPr>
-            <w:r>
-              <w:t>6. El sistema muestra el resultado de la conversión.</w:t>
-            </w:r>
-          </w:p>
-        </w:tc>
-      </w:tr>
-      <w:tr>
-        <w:trPr>
-          <w:trHeight w:val="97"/>
-        </w:trPr>
-        <w:tc>
-          <w:tcPr>
-            <w:cnfStyle w:val="000010000000" w:firstRow="0" w:lastRow="0" w:firstColumn="0" w:lastColumn="0" w:oddVBand="1" w:evenVBand="0" w:oddHBand="0" w:evenHBand="0" w:firstRowFirstColumn="0" w:firstRowLastColumn="0" w:lastRowFirstColumn="0" w:lastRowLastColumn="0"/>
-            <w:tcW w:w="5000" w:type="pct"/>
-            <w:gridSpan w:val="6"/>
-          </w:tcPr>
-          <w:p>
-            <w:pPr>
-              <w:tabs>
-                <w:tab w:val="left" w:pos="3540"/>
-              </w:tabs>
-              <w:rPr>
-                <w:b/>
-              </w:rPr>
-            </w:pPr>
-            <w:r>
-              <w:rPr>
-                <w:b/>
-              </w:rPr>
               <w:t>Flujo Alternativo</w:t>
             </w:r>
             <w:r>
@@ -8999,7 +9106,7 @@
 </file>
 
 <file path=word/endnotes.xml><?xml version="1.0" encoding="utf-8"?>
-<w:endnotes xmlns:wpc="http://schemas.microsoft.com/office/word/2010/wordprocessingCanvas" xmlns:cx="http://schemas.microsoft.com/office/drawing/2014/chartex" xmlns:cx1="http://schemas.microsoft.com/office/drawing/2015/9/8/chartex" xmlns:cx2="http://schemas.microsoft.com/office/drawing/2015/10/21/chartex" xmlns:cx3="http://schemas.microsoft.com/office/drawing/2016/5/9/chartex" xmlns:cx4="http://schemas.microsoft.com/office/drawing/2016/5/10/chartex" xmlns:cx5="http://schemas.microsoft.com/office/drawing/2016/5/11/chartex" xmlns:cx6="http://schemas.microsoft.com/office/drawing/2016/5/12/chartex" xmlns:cx7="http://schemas.microsoft.com/office/drawing/2016/5/13/chartex" xmlns:cx8="http://schemas.microsoft.com/office/drawing/2016/5/14/chartex" xmlns:mc="http://schemas.openxmlformats.org/markup-compatibility/2006" xmlns:aink="http://schemas.microsoft.com/office/drawing/2016/ink" xmlns:am3d="http://schemas.microsoft.com/office/drawing/2017/model3d" xmlns:o="urn:schemas-microsoft-com:office:office" xmlns:r="http://schemas.openxmlformats.org/officeDocument/2006/relationships" xmlns:m="http://schemas.openxmlformats.org/officeDocument/2006/math" xmlns:v="urn:schemas-microsoft-com:vml" xmlns:wp14="http://schemas.microsoft.com/office/word/2010/wordprocessingDrawing" xmlns:wp="http://schemas.openxmlformats.org/drawingml/2006/wordprocessingDrawing" xmlns:w10="urn:schemas-microsoft-com:office:word" xmlns:w="http://schemas.openxmlformats.org/wordprocessingml/2006/main" xmlns:w14="http://schemas.microsoft.com/office/word/2010/wordml" xmlns:w15="http://schemas.microsoft.com/office/word/2012/wordml" xmlns:w16cex="http://schemas.microsoft.com/office/word/2018/wordml/cex" xmlns:w16cid="http://schemas.microsoft.com/office/word/2016/wordml/cid" xmlns:w16="http://schemas.microsoft.com/office/word/2018/wordml" xmlns:w16sdtdh="http://schemas.microsoft.com/office/word/2020/wordml/sdtdatahash" xmlns:w16se="http://schemas.microsoft.com/office/word/2015/wordml/symex" xmlns:wpg="http://schemas.microsoft.com/office/word/2010/wordprocessingGroup" xmlns:wpi="http://schemas.microsoft.com/office/word/2010/wordprocessingInk" xmlns:wne="http://schemas.microsoft.com/office/word/2006/wordml" xmlns:wps="http://schemas.microsoft.com/office/word/2010/wordprocessingShape" mc:Ignorable="w14 w15 w16se w16cid w16 w16cex w16sdtdh wp14">
+<w:endnotes xmlns:wpc="http://schemas.microsoft.com/office/word/2010/wordprocessingCanvas" xmlns:mc="http://schemas.openxmlformats.org/markup-compatibility/2006" xmlns:o="urn:schemas-microsoft-com:office:office" xmlns:r="http://schemas.openxmlformats.org/officeDocument/2006/relationships" xmlns:m="http://schemas.openxmlformats.org/officeDocument/2006/math" xmlns:v="urn:schemas-microsoft-com:vml" xmlns:wp14="http://schemas.microsoft.com/office/word/2010/wordprocessingDrawing" xmlns:wp="http://schemas.openxmlformats.org/drawingml/2006/wordprocessingDrawing" xmlns:w10="urn:schemas-microsoft-com:office:word" xmlns:w="http://schemas.openxmlformats.org/wordprocessingml/2006/main" xmlns:w14="http://schemas.microsoft.com/office/word/2010/wordml" xmlns:w15="http://schemas.microsoft.com/office/word/2012/wordml" xmlns:wpg="http://schemas.microsoft.com/office/word/2010/wordprocessingGroup" xmlns:wpi="http://schemas.microsoft.com/office/word/2010/wordprocessingInk" xmlns:wne="http://schemas.microsoft.com/office/word/2006/wordml" xmlns:wps="http://schemas.microsoft.com/office/word/2010/wordprocessingShape" mc:Ignorable="w14 w15 wp14">
   <w:endnote w:type="separator" w:id="-1">
     <w:p>
       <w:pPr>
@@ -9024,7 +9131,7 @@
 </file>
 
 <file path=word/footer1.xml><?xml version="1.0" encoding="utf-8"?>
-<w:ftr xmlns:wpc="http://schemas.microsoft.com/office/word/2010/wordprocessingCanvas" xmlns:cx="http://schemas.microsoft.com/office/drawing/2014/chartex" xmlns:cx1="http://schemas.microsoft.com/office/drawing/2015/9/8/chartex" xmlns:cx2="http://schemas.microsoft.com/office/drawing/2015/10/21/chartex" xmlns:cx3="http://schemas.microsoft.com/office/drawing/2016/5/9/chartex" xmlns:cx4="http://schemas.microsoft.com/office/drawing/2016/5/10/chartex" xmlns:cx5="http://schemas.microsoft.com/office/drawing/2016/5/11/chartex" xmlns:cx6="http://schemas.microsoft.com/office/drawing/2016/5/12/chartex" xmlns:cx7="http://schemas.microsoft.com/office/drawing/2016/5/13/chartex" xmlns:cx8="http://schemas.microsoft.com/office/drawing/2016/5/14/chartex" xmlns:mc="http://schemas.openxmlformats.org/markup-compatibility/2006" xmlns:aink="http://schemas.microsoft.com/office/drawing/2016/ink" xmlns:am3d="http://schemas.microsoft.com/office/drawing/2017/model3d" xmlns:o="urn:schemas-microsoft-com:office:office" xmlns:r="http://schemas.openxmlformats.org/officeDocument/2006/relationships" xmlns:m="http://schemas.openxmlformats.org/officeDocument/2006/math" xmlns:v="urn:schemas-microsoft-com:vml" xmlns:wp14="http://schemas.microsoft.com/office/word/2010/wordprocessingDrawing" xmlns:wp="http://schemas.openxmlformats.org/drawingml/2006/wordprocessingDrawing" xmlns:w10="urn:schemas-microsoft-com:office:word" xmlns:w="http://schemas.openxmlformats.org/wordprocessingml/2006/main" xmlns:w14="http://schemas.microsoft.com/office/word/2010/wordml" xmlns:w15="http://schemas.microsoft.com/office/word/2012/wordml" xmlns:w16cex="http://schemas.microsoft.com/office/word/2018/wordml/cex" xmlns:w16cid="http://schemas.microsoft.com/office/word/2016/wordml/cid" xmlns:w16="http://schemas.microsoft.com/office/word/2018/wordml" xmlns:w16sdtdh="http://schemas.microsoft.com/office/word/2020/wordml/sdtdatahash" xmlns:w16se="http://schemas.microsoft.com/office/word/2015/wordml/symex" xmlns:wpg="http://schemas.microsoft.com/office/word/2010/wordprocessingGroup" xmlns:wpi="http://schemas.microsoft.com/office/word/2010/wordprocessingInk" xmlns:wne="http://schemas.microsoft.com/office/word/2006/wordml" xmlns:wps="http://schemas.microsoft.com/office/word/2010/wordprocessingShape" mc:Ignorable="w14 w15 w16se w16cid w16 w16cex w16sdtdh wp14">
+<w:ftr xmlns:wpc="http://schemas.microsoft.com/office/word/2010/wordprocessingCanvas" xmlns:mc="http://schemas.openxmlformats.org/markup-compatibility/2006" xmlns:o="urn:schemas-microsoft-com:office:office" xmlns:r="http://schemas.openxmlformats.org/officeDocument/2006/relationships" xmlns:m="http://schemas.openxmlformats.org/officeDocument/2006/math" xmlns:v="urn:schemas-microsoft-com:vml" xmlns:wp14="http://schemas.microsoft.com/office/word/2010/wordprocessingDrawing" xmlns:wp="http://schemas.openxmlformats.org/drawingml/2006/wordprocessingDrawing" xmlns:w10="urn:schemas-microsoft-com:office:word" xmlns:w="http://schemas.openxmlformats.org/wordprocessingml/2006/main" xmlns:w14="http://schemas.microsoft.com/office/word/2010/wordml" xmlns:w15="http://schemas.microsoft.com/office/word/2012/wordml" xmlns:wpg="http://schemas.microsoft.com/office/word/2010/wordprocessingGroup" xmlns:wpi="http://schemas.microsoft.com/office/word/2010/wordprocessingInk" xmlns:wne="http://schemas.microsoft.com/office/word/2006/wordml" xmlns:wps="http://schemas.microsoft.com/office/word/2010/wordprocessingShape" mc:Ignorable="w14 w15 wp14">
   <w:sdt>
     <w:sdtPr>
       <w:id w:val="1667740129"/>
@@ -9054,7 +9161,7 @@
             <w:noProof/>
             <w:lang w:val="es-ES"/>
           </w:rPr>
-          <w:t>5</w:t>
+          <w:t>8</w:t>
         </w:r>
         <w:r>
           <w:fldChar w:fldCharType="end"/>
@@ -9071,7 +9178,7 @@
 </file>
 
 <file path=word/footnotes.xml><?xml version="1.0" encoding="utf-8"?>
-<w:footnotes xmlns:wpc="http://schemas.microsoft.com/office/word/2010/wordprocessingCanvas" xmlns:cx="http://schemas.microsoft.com/office/drawing/2014/chartex" xmlns:cx1="http://schemas.microsoft.com/office/drawing/2015/9/8/chartex" xmlns:cx2="http://schemas.microsoft.com/office/drawing/2015/10/21/chartex" xmlns:cx3="http://schemas.microsoft.com/office/drawing/2016/5/9/chartex" xmlns:cx4="http://schemas.microsoft.com/office/drawing/2016/5/10/chartex" xmlns:cx5="http://schemas.microsoft.com/office/drawing/2016/5/11/chartex" xmlns:cx6="http://schemas.microsoft.com/office/drawing/2016/5/12/chartex" xmlns:cx7="http://schemas.microsoft.com/office/drawing/2016/5/13/chartex" xmlns:cx8="http://schemas.microsoft.com/office/drawing/2016/5/14/chartex" xmlns:mc="http://schemas.openxmlformats.org/markup-compatibility/2006" xmlns:aink="http://schemas.microsoft.com/office/drawing/2016/ink" xmlns:am3d="http://schemas.microsoft.com/office/drawing/2017/model3d" xmlns:o="urn:schemas-microsoft-com:office:office" xmlns:r="http://schemas.openxmlformats.org/officeDocument/2006/relationships" xmlns:m="http://schemas.openxmlformats.org/officeDocument/2006/math" xmlns:v="urn:schemas-microsoft-com:vml" xmlns:wp14="http://schemas.microsoft.com/office/word/2010/wordprocessingDrawing" xmlns:wp="http://schemas.openxmlformats.org/drawingml/2006/wordprocessingDrawing" xmlns:w10="urn:schemas-microsoft-com:office:word" xmlns:w="http://schemas.openxmlformats.org/wordprocessingml/2006/main" xmlns:w14="http://schemas.microsoft.com/office/word/2010/wordml" xmlns:w15="http://schemas.microsoft.com/office/word/2012/wordml" xmlns:w16cex="http://schemas.microsoft.com/office/word/2018/wordml/cex" xmlns:w16cid="http://schemas.microsoft.com/office/word/2016/wordml/cid" xmlns:w16="http://schemas.microsoft.com/office/word/2018/wordml" xmlns:w16sdtdh="http://schemas.microsoft.com/office/word/2020/wordml/sdtdatahash" xmlns:w16se="http://schemas.microsoft.com/office/word/2015/wordml/symex" xmlns:wpg="http://schemas.microsoft.com/office/word/2010/wordprocessingGroup" xmlns:wpi="http://schemas.microsoft.com/office/word/2010/wordprocessingInk" xmlns:wne="http://schemas.microsoft.com/office/word/2006/wordml" xmlns:wps="http://schemas.microsoft.com/office/word/2010/wordprocessingShape" mc:Ignorable="w14 w15 w16se w16cid w16 w16cex w16sdtdh wp14">
+<w:footnotes xmlns:wpc="http://schemas.microsoft.com/office/word/2010/wordprocessingCanvas" xmlns:mc="http://schemas.openxmlformats.org/markup-compatibility/2006" xmlns:o="urn:schemas-microsoft-com:office:office" xmlns:r="http://schemas.openxmlformats.org/officeDocument/2006/relationships" xmlns:m="http://schemas.openxmlformats.org/officeDocument/2006/math" xmlns:v="urn:schemas-microsoft-com:vml" xmlns:wp14="http://schemas.microsoft.com/office/word/2010/wordprocessingDrawing" xmlns:wp="http://schemas.openxmlformats.org/drawingml/2006/wordprocessingDrawing" xmlns:w10="urn:schemas-microsoft-com:office:word" xmlns:w="http://schemas.openxmlformats.org/wordprocessingml/2006/main" xmlns:w14="http://schemas.microsoft.com/office/word/2010/wordml" xmlns:w15="http://schemas.microsoft.com/office/word/2012/wordml" xmlns:wpg="http://schemas.microsoft.com/office/word/2010/wordprocessingGroup" xmlns:wpi="http://schemas.microsoft.com/office/word/2010/wordprocessingInk" xmlns:wne="http://schemas.microsoft.com/office/word/2006/wordml" xmlns:wps="http://schemas.microsoft.com/office/word/2010/wordprocessingShape" mc:Ignorable="w14 w15 wp14">
   <w:footnote w:type="separator" w:id="-1">
     <w:p>
       <w:pPr>
@@ -9096,8 +9203,8 @@
 </file>
 
 <file path=word/numbering.xml><?xml version="1.0" encoding="utf-8"?>
-<w:numbering xmlns:wpc="http://schemas.microsoft.com/office/word/2010/wordprocessingCanvas" xmlns:cx="http://schemas.microsoft.com/office/drawing/2014/chartex" xmlns:cx1="http://schemas.microsoft.com/office/drawing/2015/9/8/chartex" xmlns:cx2="http://schemas.microsoft.com/office/drawing/2015/10/21/chartex" xmlns:cx3="http://schemas.microsoft.com/office/drawing/2016/5/9/chartex" xmlns:cx4="http://schemas.microsoft.com/office/drawing/2016/5/10/chartex" xmlns:cx5="http://schemas.microsoft.com/office/drawing/2016/5/11/chartex" xmlns:cx6="http://schemas.microsoft.com/office/drawing/2016/5/12/chartex" xmlns:cx7="http://schemas.microsoft.com/office/drawing/2016/5/13/chartex" xmlns:cx8="http://schemas.microsoft.com/office/drawing/2016/5/14/chartex" xmlns:mc="http://schemas.openxmlformats.org/markup-compatibility/2006" xmlns:aink="http://schemas.microsoft.com/office/drawing/2016/ink" xmlns:am3d="http://schemas.microsoft.com/office/drawing/2017/model3d" xmlns:o="urn:schemas-microsoft-com:office:office" xmlns:r="http://schemas.openxmlformats.org/officeDocument/2006/relationships" xmlns:m="http://schemas.openxmlformats.org/officeDocument/2006/math" xmlns:v="urn:schemas-microsoft-com:vml" xmlns:wp14="http://schemas.microsoft.com/office/word/2010/wordprocessingDrawing" xmlns:wp="http://schemas.openxmlformats.org/drawingml/2006/wordprocessingDrawing" xmlns:w10="urn:schemas-microsoft-com:office:word" xmlns:w="http://schemas.openxmlformats.org/wordprocessingml/2006/main" xmlns:w14="http://schemas.microsoft.com/office/word/2010/wordml" xmlns:w15="http://schemas.microsoft.com/office/word/2012/wordml" xmlns:w16cex="http://schemas.microsoft.com/office/word/2018/wordml/cex" xmlns:w16cid="http://schemas.microsoft.com/office/word/2016/wordml/cid" xmlns:w16="http://schemas.microsoft.com/office/word/2018/wordml" xmlns:w16sdtdh="http://schemas.microsoft.com/office/word/2020/wordml/sdtdatahash" xmlns:w16se="http://schemas.microsoft.com/office/word/2015/wordml/symex" xmlns:wpg="http://schemas.microsoft.com/office/word/2010/wordprocessingGroup" xmlns:wpi="http://schemas.microsoft.com/office/word/2010/wordprocessingInk" xmlns:wne="http://schemas.microsoft.com/office/word/2006/wordml" xmlns:wps="http://schemas.microsoft.com/office/word/2010/wordprocessingShape" mc:Ignorable="w14 w15 w16se w16cid w16 w16cex w16sdtdh wp14">
-  <w:abstractNum w:abstractNumId="0" w15:restartNumberingAfterBreak="0">
+<w:numbering xmlns:wpc="http://schemas.microsoft.com/office/word/2010/wordprocessingCanvas" xmlns:mc="http://schemas.openxmlformats.org/markup-compatibility/2006" xmlns:o="urn:schemas-microsoft-com:office:office" xmlns:r="http://schemas.openxmlformats.org/officeDocument/2006/relationships" xmlns:m="http://schemas.openxmlformats.org/officeDocument/2006/math" xmlns:v="urn:schemas-microsoft-com:vml" xmlns:wp14="http://schemas.microsoft.com/office/word/2010/wordprocessingDrawing" xmlns:wp="http://schemas.openxmlformats.org/drawingml/2006/wordprocessingDrawing" xmlns:w10="urn:schemas-microsoft-com:office:word" xmlns:w="http://schemas.openxmlformats.org/wordprocessingml/2006/main" xmlns:w14="http://schemas.microsoft.com/office/word/2010/wordml" xmlns:w15="http://schemas.microsoft.com/office/word/2012/wordml" xmlns:wpg="http://schemas.microsoft.com/office/word/2010/wordprocessingGroup" xmlns:wpi="http://schemas.microsoft.com/office/word/2010/wordprocessingInk" xmlns:wne="http://schemas.microsoft.com/office/word/2006/wordml" xmlns:wps="http://schemas.microsoft.com/office/word/2010/wordprocessingShape" mc:Ignorable="w14 w15 wp14">
+  <w:abstractNum w:abstractNumId="0">
     <w:nsid w:val="02C613B9"/>
     <w:multiLevelType w:val="multilevel"/>
     <w:tmpl w:val="19DA21DC"/>
@@ -9183,7 +9290,7 @@
       </w:pPr>
     </w:lvl>
   </w:abstractNum>
-  <w:abstractNum w:abstractNumId="1" w15:restartNumberingAfterBreak="0">
+  <w:abstractNum w:abstractNumId="1">
     <w:nsid w:val="036729D3"/>
     <w:multiLevelType w:val="multilevel"/>
     <w:tmpl w:val="19DA21DC"/>
@@ -9269,7 +9376,7 @@
       </w:pPr>
     </w:lvl>
   </w:abstractNum>
-  <w:abstractNum w:abstractNumId="2" w15:restartNumberingAfterBreak="0">
+  <w:abstractNum w:abstractNumId="2">
     <w:nsid w:val="03A75A0B"/>
     <w:multiLevelType w:val="multilevel"/>
     <w:tmpl w:val="19DA21DC"/>
@@ -9355,7 +9462,7 @@
       </w:pPr>
     </w:lvl>
   </w:abstractNum>
-  <w:abstractNum w:abstractNumId="3" w15:restartNumberingAfterBreak="0">
+  <w:abstractNum w:abstractNumId="3">
     <w:nsid w:val="05146E04"/>
     <w:multiLevelType w:val="multilevel"/>
     <w:tmpl w:val="19DA21DC"/>
@@ -9441,7 +9548,7 @@
       </w:pPr>
     </w:lvl>
   </w:abstractNum>
-  <w:abstractNum w:abstractNumId="4" w15:restartNumberingAfterBreak="0">
+  <w:abstractNum w:abstractNumId="4">
     <w:nsid w:val="0C16686F"/>
     <w:multiLevelType w:val="multilevel"/>
     <w:tmpl w:val="19DA21DC"/>
@@ -9527,7 +9634,7 @@
       </w:pPr>
     </w:lvl>
   </w:abstractNum>
-  <w:abstractNum w:abstractNumId="5" w15:restartNumberingAfterBreak="0">
+  <w:abstractNum w:abstractNumId="5">
     <w:nsid w:val="14386768"/>
     <w:multiLevelType w:val="multilevel"/>
     <w:tmpl w:val="19DA21DC"/>
@@ -9613,7 +9720,7 @@
       </w:pPr>
     </w:lvl>
   </w:abstractNum>
-  <w:abstractNum w:abstractNumId="6" w15:restartNumberingAfterBreak="0">
+  <w:abstractNum w:abstractNumId="6">
     <w:nsid w:val="14890C41"/>
     <w:multiLevelType w:val="hybridMultilevel"/>
     <w:tmpl w:val="489E6154"/>
@@ -9702,7 +9809,7 @@
       </w:pPr>
     </w:lvl>
   </w:abstractNum>
-  <w:abstractNum w:abstractNumId="7" w15:restartNumberingAfterBreak="0">
+  <w:abstractNum w:abstractNumId="7">
     <w:nsid w:val="1F8D2787"/>
     <w:multiLevelType w:val="multilevel"/>
     <w:tmpl w:val="19DA21DC"/>
@@ -9788,7 +9895,7 @@
       </w:pPr>
     </w:lvl>
   </w:abstractNum>
-  <w:abstractNum w:abstractNumId="8" w15:restartNumberingAfterBreak="0">
+  <w:abstractNum w:abstractNumId="8">
     <w:nsid w:val="26C16CC5"/>
     <w:multiLevelType w:val="multilevel"/>
     <w:tmpl w:val="19DA21DC"/>
@@ -9874,7 +9981,7 @@
       </w:pPr>
     </w:lvl>
   </w:abstractNum>
-  <w:abstractNum w:abstractNumId="9" w15:restartNumberingAfterBreak="0">
+  <w:abstractNum w:abstractNumId="9">
     <w:nsid w:val="308B122F"/>
     <w:multiLevelType w:val="multilevel"/>
     <w:tmpl w:val="19DA21DC"/>
@@ -9960,7 +10067,7 @@
       </w:pPr>
     </w:lvl>
   </w:abstractNum>
-  <w:abstractNum w:abstractNumId="10" w15:restartNumberingAfterBreak="0">
+  <w:abstractNum w:abstractNumId="10">
     <w:nsid w:val="38612E0D"/>
     <w:multiLevelType w:val="multilevel"/>
     <w:tmpl w:val="19DA21DC"/>
@@ -10046,7 +10153,7 @@
       </w:pPr>
     </w:lvl>
   </w:abstractNum>
-  <w:abstractNum w:abstractNumId="11" w15:restartNumberingAfterBreak="0">
+  <w:abstractNum w:abstractNumId="11">
     <w:nsid w:val="38845C32"/>
     <w:multiLevelType w:val="hybridMultilevel"/>
     <w:tmpl w:val="F9E0BFA2"/>
@@ -10132,7 +10239,7 @@
       </w:pPr>
     </w:lvl>
   </w:abstractNum>
-  <w:abstractNum w:abstractNumId="12" w15:restartNumberingAfterBreak="0">
+  <w:abstractNum w:abstractNumId="12">
     <w:nsid w:val="3CA95EAE"/>
     <w:multiLevelType w:val="multilevel"/>
     <w:tmpl w:val="19DA21DC"/>
@@ -10218,7 +10325,7 @@
       </w:pPr>
     </w:lvl>
   </w:abstractNum>
-  <w:abstractNum w:abstractNumId="13" w15:restartNumberingAfterBreak="0">
+  <w:abstractNum w:abstractNumId="13">
     <w:nsid w:val="3CC16F21"/>
     <w:multiLevelType w:val="multilevel"/>
     <w:tmpl w:val="19DA21DC"/>
@@ -10304,7 +10411,7 @@
       </w:pPr>
     </w:lvl>
   </w:abstractNum>
-  <w:abstractNum w:abstractNumId="14" w15:restartNumberingAfterBreak="0">
+  <w:abstractNum w:abstractNumId="14">
     <w:nsid w:val="42A74589"/>
     <w:multiLevelType w:val="multilevel"/>
     <w:tmpl w:val="19DA21DC"/>
@@ -10390,7 +10497,7 @@
       </w:pPr>
     </w:lvl>
   </w:abstractNum>
-  <w:abstractNum w:abstractNumId="15" w15:restartNumberingAfterBreak="0">
+  <w:abstractNum w:abstractNumId="15">
     <w:nsid w:val="44A368CE"/>
     <w:multiLevelType w:val="hybridMultilevel"/>
     <w:tmpl w:val="C8B8C842"/>
@@ -10503,7 +10610,7 @@
       </w:rPr>
     </w:lvl>
   </w:abstractNum>
-  <w:abstractNum w:abstractNumId="16" w15:restartNumberingAfterBreak="0">
+  <w:abstractNum w:abstractNumId="16">
     <w:nsid w:val="47FD675F"/>
     <w:multiLevelType w:val="multilevel"/>
     <w:tmpl w:val="19DA21DC"/>
@@ -10589,7 +10696,7 @@
       </w:pPr>
     </w:lvl>
   </w:abstractNum>
-  <w:abstractNum w:abstractNumId="17" w15:restartNumberingAfterBreak="0">
+  <w:abstractNum w:abstractNumId="17">
     <w:nsid w:val="4C867825"/>
     <w:multiLevelType w:val="multilevel"/>
     <w:tmpl w:val="19DA21DC"/>
@@ -10675,7 +10782,7 @@
       </w:pPr>
     </w:lvl>
   </w:abstractNum>
-  <w:abstractNum w:abstractNumId="18" w15:restartNumberingAfterBreak="0">
+  <w:abstractNum w:abstractNumId="18">
     <w:nsid w:val="4CDE36C9"/>
     <w:multiLevelType w:val="multilevel"/>
     <w:tmpl w:val="19DA21DC"/>
@@ -10761,7 +10868,7 @@
       </w:pPr>
     </w:lvl>
   </w:abstractNum>
-  <w:abstractNum w:abstractNumId="19" w15:restartNumberingAfterBreak="0">
+  <w:abstractNum w:abstractNumId="19">
     <w:nsid w:val="4DF14C53"/>
     <w:multiLevelType w:val="multilevel"/>
     <w:tmpl w:val="19DA21DC"/>
@@ -10847,7 +10954,7 @@
       </w:pPr>
     </w:lvl>
   </w:abstractNum>
-  <w:abstractNum w:abstractNumId="20" w15:restartNumberingAfterBreak="0">
+  <w:abstractNum w:abstractNumId="20">
     <w:nsid w:val="54D24839"/>
     <w:multiLevelType w:val="multilevel"/>
     <w:tmpl w:val="19DA21DC"/>
@@ -10933,7 +11040,7 @@
       </w:pPr>
     </w:lvl>
   </w:abstractNum>
-  <w:abstractNum w:abstractNumId="21" w15:restartNumberingAfterBreak="0">
+  <w:abstractNum w:abstractNumId="21">
     <w:nsid w:val="567C1B57"/>
     <w:multiLevelType w:val="multilevel"/>
     <w:tmpl w:val="19DA21DC"/>
@@ -11019,7 +11126,7 @@
       </w:pPr>
     </w:lvl>
   </w:abstractNum>
-  <w:abstractNum w:abstractNumId="22" w15:restartNumberingAfterBreak="0">
+  <w:abstractNum w:abstractNumId="22">
     <w:nsid w:val="637B21DE"/>
     <w:multiLevelType w:val="multilevel"/>
     <w:tmpl w:val="19DA21DC"/>
@@ -11105,7 +11212,7 @@
       </w:pPr>
     </w:lvl>
   </w:abstractNum>
-  <w:abstractNum w:abstractNumId="23" w15:restartNumberingAfterBreak="0">
+  <w:abstractNum w:abstractNumId="23">
     <w:nsid w:val="67CE0DEE"/>
     <w:multiLevelType w:val="multilevel"/>
     <w:tmpl w:val="19DA21DC"/>
@@ -11191,7 +11298,7 @@
       </w:pPr>
     </w:lvl>
   </w:abstractNum>
-  <w:abstractNum w:abstractNumId="24" w15:restartNumberingAfterBreak="0">
+  <w:abstractNum w:abstractNumId="24">
     <w:nsid w:val="695D507D"/>
     <w:multiLevelType w:val="multilevel"/>
     <w:tmpl w:val="19DA21DC"/>
@@ -11277,7 +11384,7 @@
       </w:pPr>
     </w:lvl>
   </w:abstractNum>
-  <w:abstractNum w:abstractNumId="25" w15:restartNumberingAfterBreak="0">
+  <w:abstractNum w:abstractNumId="25">
     <w:nsid w:val="6A840B70"/>
     <w:multiLevelType w:val="multilevel"/>
     <w:tmpl w:val="19DA21DC"/>
@@ -11363,7 +11470,7 @@
       </w:pPr>
     </w:lvl>
   </w:abstractNum>
-  <w:abstractNum w:abstractNumId="26" w15:restartNumberingAfterBreak="0">
+  <w:abstractNum w:abstractNumId="26">
     <w:nsid w:val="7402416F"/>
     <w:multiLevelType w:val="multilevel"/>
     <w:tmpl w:val="19DA21DC"/>
@@ -11449,7 +11556,7 @@
       </w:pPr>
     </w:lvl>
   </w:abstractNum>
-  <w:abstractNum w:abstractNumId="27" w15:restartNumberingAfterBreak="0">
+  <w:abstractNum w:abstractNumId="27">
     <w:nsid w:val="75A4534F"/>
     <w:multiLevelType w:val="multilevel"/>
     <w:tmpl w:val="19DA21DC"/>
@@ -11535,7 +11642,7 @@
       </w:pPr>
     </w:lvl>
   </w:abstractNum>
-  <w:abstractNum w:abstractNumId="28" w15:restartNumberingAfterBreak="0">
+  <w:abstractNum w:abstractNumId="28">
     <w:nsid w:val="784307B0"/>
     <w:multiLevelType w:val="multilevel"/>
     <w:tmpl w:val="19DA21DC"/>
@@ -11712,7 +11819,7 @@
 </file>
 
 <file path=word/styles.xml><?xml version="1.0" encoding="utf-8"?>
-<w:styles xmlns:mc="http://schemas.openxmlformats.org/markup-compatibility/2006" xmlns:r="http://schemas.openxmlformats.org/officeDocument/2006/relationships" xmlns:w="http://schemas.openxmlformats.org/wordprocessingml/2006/main" xmlns:w14="http://schemas.microsoft.com/office/word/2010/wordml" xmlns:w15="http://schemas.microsoft.com/office/word/2012/wordml" xmlns:w16cex="http://schemas.microsoft.com/office/word/2018/wordml/cex" xmlns:w16cid="http://schemas.microsoft.com/office/word/2016/wordml/cid" xmlns:w16="http://schemas.microsoft.com/office/word/2018/wordml" xmlns:w16sdtdh="http://schemas.microsoft.com/office/word/2020/wordml/sdtdatahash" xmlns:w16se="http://schemas.microsoft.com/office/word/2015/wordml/symex" mc:Ignorable="w14 w15 w16se w16cid w16 w16cex w16sdtdh">
+<w:styles xmlns:mc="http://schemas.openxmlformats.org/markup-compatibility/2006" xmlns:r="http://schemas.openxmlformats.org/officeDocument/2006/relationships" xmlns:w="http://schemas.openxmlformats.org/wordprocessingml/2006/main" xmlns:w14="http://schemas.microsoft.com/office/word/2010/wordml" xmlns:w15="http://schemas.microsoft.com/office/word/2012/wordml" mc:Ignorable="w14 w15">
   <w:docDefaults>
     <w:rPrDefault>
       <w:rPr>
@@ -11728,7 +11835,7 @@
       </w:pPr>
     </w:pPrDefault>
   </w:docDefaults>
-  <w:latentStyles w:defLockedState="0" w:defUIPriority="99" w:defSemiHidden="0" w:defUnhideWhenUsed="0" w:defQFormat="0" w:count="376">
+  <w:latentStyles w:defLockedState="0" w:defUIPriority="99" w:defSemiHidden="0" w:defUnhideWhenUsed="0" w:defQFormat="0" w:count="371">
     <w:lsdException w:name="Normal" w:uiPriority="0" w:qFormat="1"/>
     <w:lsdException w:name="heading 1" w:uiPriority="9" w:qFormat="1"/>
     <w:lsdException w:name="heading 2" w:semiHidden="1" w:uiPriority="9" w:unhideWhenUsed="1" w:qFormat="1"/>
@@ -12100,11 +12207,6 @@
     <w:lsdException w:name="List Table 5 Dark Accent 6" w:uiPriority="50"/>
     <w:lsdException w:name="List Table 6 Colorful Accent 6" w:uiPriority="51"/>
     <w:lsdException w:name="List Table 7 Colorful Accent 6" w:uiPriority="52"/>
-    <w:lsdException w:name="Mention" w:semiHidden="1" w:unhideWhenUsed="1"/>
-    <w:lsdException w:name="Smart Hyperlink" w:semiHidden="1" w:unhideWhenUsed="1"/>
-    <w:lsdException w:name="Hashtag" w:semiHidden="1" w:unhideWhenUsed="1"/>
-    <w:lsdException w:name="Unresolved Mention" w:semiHidden="1" w:unhideWhenUsed="1"/>
-    <w:lsdException w:name="Smart Link" w:semiHidden="1" w:unhideWhenUsed="1"/>
   </w:latentStyles>
   <w:style w:type="paragraph" w:default="1" w:styleId="Normal">
     <w:name w:val="Normal"/>
@@ -12247,7 +12349,7 @@
       <w:lang w:eastAsia="es-EC"/>
     </w:rPr>
   </w:style>
-  <w:style w:type="table" w:styleId="Tablaconcuadrcula3-nfasis5">
+  <w:style w:type="table" w:styleId="Tabladecuadrcula3-nfasis5">
     <w:name w:val="Grid Table 3 Accent 5"/>
     <w:basedOn w:val="Tablanormal"/>
     <w:uiPriority w:val="48"/>
@@ -12262,6 +12364,7 @@
     <w:tblPr>
       <w:tblStyleRowBandSize w:val="1"/>
       <w:tblStyleColBandSize w:val="1"/>
+      <w:tblInd w:w="0" w:type="dxa"/>
       <w:tblBorders>
         <w:top w:val="single" w:sz="4" w:space="0" w:color="9CC2E5" w:themeColor="accent5" w:themeTint="99"/>
         <w:left w:val="single" w:sz="4" w:space="0" w:color="9CC2E5" w:themeColor="accent5" w:themeTint="99"/>
@@ -12270,6 +12373,12 @@
         <w:insideH w:val="single" w:sz="4" w:space="0" w:color="9CC2E5" w:themeColor="accent5" w:themeTint="99"/>
         <w:insideV w:val="single" w:sz="4" w:space="0" w:color="9CC2E5" w:themeColor="accent5" w:themeTint="99"/>
       </w:tblBorders>
+      <w:tblCellMar>
+        <w:top w:w="0" w:type="dxa"/>
+        <w:left w:w="108" w:type="dxa"/>
+        <w:bottom w:w="0" w:type="dxa"/>
+        <w:right w:w="108" w:type="dxa"/>
+      </w:tblCellMar>
     </w:tblPr>
     <w:tblStylePr w:type="firstRow">
       <w:rPr>
@@ -12387,7 +12496,7 @@
       </w:tcPr>
     </w:tblStylePr>
   </w:style>
-  <w:style w:type="table" w:styleId="Tablaconcuadrcula5oscura">
+  <w:style w:type="table" w:styleId="Tabladecuadrcula5oscura">
     <w:name w:val="Grid Table 5 Dark"/>
     <w:basedOn w:val="Tablanormal"/>
     <w:uiPriority w:val="50"/>
@@ -12398,6 +12507,7 @@
     <w:tblPr>
       <w:tblStyleRowBandSize w:val="1"/>
       <w:tblStyleColBandSize w:val="1"/>
+      <w:tblInd w:w="0" w:type="dxa"/>
       <w:tblBorders>
         <w:top w:val="single" w:sz="4" w:space="0" w:color="FFFFFF" w:themeColor="background1"/>
         <w:left w:val="single" w:sz="4" w:space="0" w:color="FFFFFF" w:themeColor="background1"/>
@@ -12406,6 +12516,12 @@
         <w:insideH w:val="single" w:sz="4" w:space="0" w:color="FFFFFF" w:themeColor="background1"/>
         <w:insideV w:val="single" w:sz="4" w:space="0" w:color="FFFFFF" w:themeColor="background1"/>
       </w:tblBorders>
+      <w:tblCellMar>
+        <w:top w:w="0" w:type="dxa"/>
+        <w:left w:w="108" w:type="dxa"/>
+        <w:bottom w:w="0" w:type="dxa"/>
+        <w:right w:w="108" w:type="dxa"/>
+      </w:tblCellMar>
     </w:tblPr>
     <w:tcPr>
       <w:shd w:val="clear" w:color="auto" w:fill="CCCCCC" w:themeFill="text1" w:themeFillTint="33"/>
@@ -12493,7 +12609,7 @@
       </w:tcPr>
     </w:tblStylePr>
   </w:style>
-  <w:style w:type="table" w:styleId="Tablaconcuadrcula5oscura-nfasis3">
+  <w:style w:type="table" w:styleId="Tabladecuadrcula5oscura-nfasis3">
     <w:name w:val="Grid Table 5 Dark Accent 3"/>
     <w:basedOn w:val="Tablanormal"/>
     <w:uiPriority w:val="50"/>
@@ -12504,6 +12620,7 @@
     <w:tblPr>
       <w:tblStyleRowBandSize w:val="1"/>
       <w:tblStyleColBandSize w:val="1"/>
+      <w:tblInd w:w="0" w:type="dxa"/>
       <w:tblBorders>
         <w:top w:val="single" w:sz="4" w:space="0" w:color="FFFFFF" w:themeColor="background1"/>
         <w:left w:val="single" w:sz="4" w:space="0" w:color="FFFFFF" w:themeColor="background1"/>
@@ -12512,6 +12629,12 @@
         <w:insideH w:val="single" w:sz="4" w:space="0" w:color="FFFFFF" w:themeColor="background1"/>
         <w:insideV w:val="single" w:sz="4" w:space="0" w:color="FFFFFF" w:themeColor="background1"/>
       </w:tblBorders>
+      <w:tblCellMar>
+        <w:top w:w="0" w:type="dxa"/>
+        <w:left w:w="108" w:type="dxa"/>
+        <w:bottom w:w="0" w:type="dxa"/>
+        <w:right w:w="108" w:type="dxa"/>
+      </w:tblCellMar>
     </w:tblPr>
     <w:tcPr>
       <w:shd w:val="clear" w:color="auto" w:fill="EDEDED" w:themeFill="accent3" w:themeFillTint="33"/>
@@ -12689,11 +12812,11 @@
       <w:lang w:val="es-ES"/>
     </w:rPr>
   </w:style>
-  <w:style w:type="paragraph" w:styleId="Ttulo">
+  <w:style w:type="paragraph" w:styleId="Puesto">
     <w:name w:val="Title"/>
     <w:basedOn w:val="Normal"/>
     <w:next w:val="Normal"/>
-    <w:link w:val="TtuloCar"/>
+    <w:link w:val="PuestoCar"/>
     <w:uiPriority w:val="10"/>
     <w:qFormat/>
     <w:rsid w:val="00245A67"/>
@@ -12710,10 +12833,10 @@
       <w:szCs w:val="56"/>
     </w:rPr>
   </w:style>
-  <w:style w:type="character" w:customStyle="1" w:styleId="TtuloCar">
-    <w:name w:val="Título Car"/>
+  <w:style w:type="character" w:customStyle="1" w:styleId="PuestoCar">
+    <w:name w:val="Puesto Car"/>
     <w:basedOn w:val="Fuentedeprrafopredeter"/>
-    <w:link w:val="Ttulo"/>
+    <w:link w:val="Puesto"/>
     <w:uiPriority w:val="10"/>
     <w:rsid w:val="00245A67"/>
     <w:rPr>
@@ -13225,7 +13348,7 @@
 </file>
 
 <file path=customXml/itemProps1.xml><?xml version="1.0" encoding="utf-8"?>
-<ds:datastoreItem xmlns:ds="http://schemas.openxmlformats.org/officeDocument/2006/customXml" ds:itemID="{AB25F21E-C5E0-409E-B46D-F1CADFFFA75D}">
+<ds:datastoreItem xmlns:ds="http://schemas.openxmlformats.org/officeDocument/2006/customXml" ds:itemID="{D2422E1A-6389-454B-B202-FDF4E4A72126}">
   <ds:schemaRefs>
     <ds:schemaRef ds:uri="http://schemas.openxmlformats.org/officeDocument/2006/bibliography"/>
   </ds:schemaRefs>
